--- a/src/Layers/W1/BaseApp/Manufacturing/Reports/QuantityExplosionofBOM.docx
+++ b/src/Layers/W1/BaseApp/Manufacturing/Reports/QuantityExplosionofBOM.docx
@@ -614,7 +614,7 @@
                     <w:placeholder>
                       <w:docPart w:val="F2DD97FDD0BA4F7DA971CC96B51EB11E"/>
                     </w:placeholder>
-                    <w15:dataBinding w:prefixMappings="xmlns:ns0='urn:microsoft-dynamics-nav/reports/Quantity_Explosion_of_BOM/50000/' " w:xpath="/ns0:NavWordReportXmlPart[1]/ns0:Item[1]/ns0:No_Item[1]" w:storeItemID="{3FDD5423-E3E0-41F7-9468-BA4A781358B0}"/>
+                    <w15:dataBinding w:prefixMappings="xmlns:ns0='urn:microsoft-dynamics-nav/reports/Quantity_Explosion_of_BOM/99000753/'" w:xpath="/ns0:NavWordReportXmlPart[1]/ns0:Item[1]/ns0:No_Item[1]" w:storeItemID="{3FDD5423-E3E0-41F7-9468-BA4A781358B0}"/>
                   </w:sdtPr>
                   <w:sdtContent>
                     <w:tc>
@@ -667,7 +667,7 @@
                     <w:placeholder>
                       <w:docPart w:val="F2DD97FDD0BA4F7DA971CC96B51EB11E"/>
                     </w:placeholder>
-                    <w15:dataBinding w:prefixMappings="xmlns:ns0='urn:microsoft-dynamics-nav/reports/Quantity_Explosion_of_BOM/50000/' " w:xpath="/ns0:NavWordReportXmlPart[1]/ns0:Item[1]/ns0:Desc_Item[1]" w:storeItemID="{3FDD5423-E3E0-41F7-9468-BA4A781358B0}"/>
+                    <w15:dataBinding w:prefixMappings="xmlns:ns0='urn:microsoft-dynamics-nav/reports/Quantity_Explosion_of_BOM/99000753/'" w:xpath="/ns0:NavWordReportXmlPart[1]/ns0:Item[1]/ns0:Desc_Item[1]" w:storeItemID="{3FDD5423-E3E0-41F7-9468-BA4A781358B0}"/>
                   </w:sdtPr>
                   <w:sdtContent>
                     <w:tc>
@@ -764,7 +764,7 @@
                                 <w:placeholder>
                                   <w:docPart w:val="DefaultPlaceholder_-1854013440"/>
                                 </w:placeholder>
-                                <w15:dataBinding w:prefixMappings="xmlns:ns0='urn:microsoft-dynamics-nav/reports/QuantityExplosionofBOM/50013/' " w:xpath="/ns0:NavWordReportXmlPart[1]/ns0:Item[1]/ns0:BOMLoop[1]/ns0:Integer[1]/ns0:IndentLevel[1]" w:storeItemID="{59E5B486-646B-43FA-B475-9DA6C72C5FE8}" w16sdtdh:storeItemChecksum="d+fjRQ=="/>
+                                <w15:dataBinding w:prefixMappings="xmlns:ns0='urn:microsoft-dynamics-nav/reports/Quantity_Explosion_of_BOM/99000753/'" w:xpath="/ns0:NavWordReportXmlPart[1]/ns0:Item[1]/ns0:BOMLoop[1]/ns0:Integer[1]/ns0:IndentLevel[1]" w:storeItemID="{59E5B486-646B-43FA-B475-9DA6C72C5FE8}" w16sdtdh:storeItemChecksum="d+fjRQ=="/>
                               </w:sdtPr>
                               <w:sdtContent>
                                 <w:proofErr w:type="spellStart"/>
@@ -792,7 +792,7 @@
                                 <w:placeholder>
                                   <w:docPart w:val="19E7B974870C4B88BE9A2CD1A5DA4067"/>
                                 </w:placeholder>
-                                <w15:dataBinding w:prefixMappings="xmlns:ns0='urn:microsoft-dynamics-nav/reports/Quantity_Explosion_of_BOM/50000/' " w:xpath="/ns0:NavWordReportXmlPart[1]/ns0:Item[1]/ns0:BOMLoop[1]/ns0:Integer[1]/ns0:FormatLevel[1]" w:storeItemID="{3FDD5423-E3E0-41F7-9468-BA4A781358B0}"/>
+                                <w15:dataBinding w:prefixMappings="xmlns:ns0='urn:microsoft-dynamics-nav/reports/Quantity_Explosion_of_BOM/99000753/'" w:xpath="/ns0:NavWordReportXmlPart[1]/ns0:Item[1]/ns0:BOMLoop[1]/ns0:Integer[1]/ns0:FormatLevel[1]" w:storeItemID="{3FDD5423-E3E0-41F7-9468-BA4A781358B0}"/>
                               </w:sdtPr>
                               <w:sdtContent>
                                 <w:r>
@@ -821,7 +821,7 @@
                             <w:placeholder>
                               <w:docPart w:val="19E7B974870C4B88BE9A2CD1A5DA4067"/>
                             </w:placeholder>
-                            <w15:dataBinding w:prefixMappings="xmlns:ns0='urn:microsoft-dynamics-nav/reports/Quantity_Explosion_of_BOM/50000/' " w:xpath="/ns0:NavWordReportXmlPart[1]/ns0:Item[1]/ns0:BOMLoop[1]/ns0:Integer[1]/ns0:BomCompLevelNo[1]" w:storeItemID="{3FDD5423-E3E0-41F7-9468-BA4A781358B0}"/>
+                            <w15:dataBinding w:prefixMappings="xmlns:ns0='urn:microsoft-dynamics-nav/reports/Quantity_Explosion_of_BOM/99000753/'" w:xpath="/ns0:NavWordReportXmlPart[1]/ns0:Item[1]/ns0:BOMLoop[1]/ns0:Integer[1]/ns0:BomCompLevelNo[1]" w:storeItemID="{3FDD5423-E3E0-41F7-9468-BA4A781358B0}"/>
                           </w:sdtPr>
                           <w:sdtContent>
                             <w:tc>
@@ -865,7 +865,7 @@
                             <w:placeholder>
                               <w:docPart w:val="19E7B974870C4B88BE9A2CD1A5DA4067"/>
                             </w:placeholder>
-                            <w15:dataBinding w:prefixMappings="xmlns:ns0='urn:microsoft-dynamics-nav/reports/Quantity_Explosion_of_BOM/50000/' " w:xpath="/ns0:NavWordReportXmlPart[1]/ns0:Item[1]/ns0:BOMLoop[1]/ns0:Integer[1]/ns0:BomCompLevelDesc[1]" w:storeItemID="{3FDD5423-E3E0-41F7-9468-BA4A781358B0}"/>
+                            <w15:dataBinding w:prefixMappings="xmlns:ns0='urn:microsoft-dynamics-nav/reports/Quantity_Explosion_of_BOM/99000753/'" w:xpath="/ns0:NavWordReportXmlPart[1]/ns0:Item[1]/ns0:BOMLoop[1]/ns0:Integer[1]/ns0:BomCompLevelDesc[1]" w:storeItemID="{3FDD5423-E3E0-41F7-9468-BA4A781358B0}"/>
                           </w:sdtPr>
                           <w:sdtContent>
                             <w:tc>
@@ -909,7 +909,7 @@
                             <w:placeholder>
                               <w:docPart w:val="19E7B974870C4B88BE9A2CD1A5DA4067"/>
                             </w:placeholder>
-                            <w15:dataBinding w:prefixMappings="xmlns:ns0='urn:microsoft-dynamics-nav/reports/Quantity_Explosion_of_BOM/50000/' " w:xpath="/ns0:NavWordReportXmlPart[1]/ns0:Item[1]/ns0:BOMLoop[1]/ns0:Integer[1]/ns0:BomCompLevelQty[1]" w:storeItemID="{3FDD5423-E3E0-41F7-9468-BA4A781358B0}"/>
+                            <w15:dataBinding w:prefixMappings="xmlns:ns0='urn:microsoft-dynamics-nav/reports/Quantity_Explosion_of_BOM/99000753/'" w:xpath="/ns0:NavWordReportXmlPart[1]/ns0:Item[1]/ns0:BOMLoop[1]/ns0:Integer[1]/ns0:BomCompLevelQty[1]" w:storeItemID="{3FDD5423-E3E0-41F7-9468-BA4A781358B0}"/>
                           </w:sdtPr>
                           <w:sdtContent>
                             <w:tc>
@@ -954,7 +954,7 @@
                             <w:placeholder>
                               <w:docPart w:val="19E7B974870C4B88BE9A2CD1A5DA4067"/>
                             </w:placeholder>
-                            <w15:dataBinding w:prefixMappings="xmlns:ns0='urn:microsoft-dynamics-nav/reports/Quantity_Explosion_of_BOM/50000/' " w:xpath="/ns0:NavWordReportXmlPart[1]/ns0:Item[1]/ns0:BOMLoop[1]/ns0:Integer[1]/ns0:BomCompLevelUOMCode[1]" w:storeItemID="{3FDD5423-E3E0-41F7-9468-BA4A781358B0}"/>
+                            <w15:dataBinding w:prefixMappings="xmlns:ns0='urn:microsoft-dynamics-nav/reports/Quantity_Explosion_of_BOM/99000753/'" w:xpath="/ns0:NavWordReportXmlPart[1]/ns0:Item[1]/ns0:BOMLoop[1]/ns0:Integer[1]/ns0:BomCompLevelUOMCode[1]" w:storeItemID="{3FDD5423-E3E0-41F7-9468-BA4A781358B0}"/>
                           </w:sdtPr>
                           <w:sdtContent>
                             <w:tc>
@@ -1016,7 +1016,7 @@
                                 <w:placeholder>
                                   <w:docPart w:val="19E7B974870C4B88BE9A2CD1A5DA4067"/>
                                 </w:placeholder>
-                                <w15:dataBinding w:prefixMappings="xmlns:ns0='urn:microsoft-dynamics-nav/reports/Quantity_Explosion_of_BOM/50000/' " w:xpath="/ns0:NavWordReportXmlPart[1]/ns0:Item[1]/ns0:BOMLoop[1]/ns0:Integer[1]/ns0:BOMQty[1]" w:storeItemID="{3FDD5423-E3E0-41F7-9468-BA4A781358B0}"/>
+                                <w15:dataBinding w:prefixMappings="xmlns:ns0='urn:microsoft-dynamics-nav/reports/Quantity_Explosion_of_BOM/99000753/'" w:xpath="/ns0:NavWordReportXmlPart[1]/ns0:Item[1]/ns0:BOMLoop[1]/ns0:Integer[1]/ns0:BOMQty[1]" w:storeItemID="{3FDD5423-E3E0-41F7-9468-BA4A781358B0}"/>
                               </w:sdtPr>
                               <w:sdtContent>
                                 <w:proofErr w:type="spellStart"/>

--- a/src/Layers/W1/BaseApp/Manufacturing/Reports/QuantityExplosionofBOM.docx
+++ b/src/Layers/W1/BaseApp/Manufacturing/Reports/QuantityExplosionofBOM.docx
@@ -609,7 +609,7 @@
                       <w:szCs w:val="16"/>
                     </w:rPr>
                     <w:alias w:val="#Nav: /Item/No_Item"/>
-                    <w:tag w:val="#Nav: Quantity_Explosion_of_BOM/50000"/>
+                    <w:tag w:val="#Nav: Quantity_Explosion_of_BOM/99000753"/>
                     <w:id w:val="1495835009"/>
                     <w:placeholder>
                       <w:docPart w:val="F2DD97FDD0BA4F7DA971CC96B51EB11E"/>
@@ -662,7 +662,7 @@
                       <w:szCs w:val="16"/>
                     </w:rPr>
                     <w:alias w:val="#Nav: /Item/Desc_Item"/>
-                    <w:tag w:val="#Nav: Quantity_Explosion_of_BOM/50000"/>
+                    <w:tag w:val="#Nav: Quantity_Explosion_of_BOM/99000753"/>
                     <w:id w:val="1049500834"/>
                     <w:placeholder>
                       <w:docPart w:val="F2DD97FDD0BA4F7DA971CC96B51EB11E"/>
@@ -759,7 +759,7 @@
                                   <w:szCs w:val="16"/>
                                 </w:rPr>
                                 <w:alias w:val="#Nav: /Item/BOMLoop/Integer/IndentLevel"/>
-                                <w:tag w:val="#Nav: QuantityExplosionofBOM/50013"/>
+                                <w:tag w:val="#Nav: Quantity_Explosion_of_BOM/99000753"/>
                                 <w:id w:val="-871612063"/>
                                 <w:placeholder>
                                   <w:docPart w:val="DefaultPlaceholder_-1854013440"/>
@@ -787,7 +787,7 @@
                                   <w:szCs w:val="16"/>
                                 </w:rPr>
                                 <w:alias w:val="#Nav: /Item/BOMLoop/Integer/FormatLevel"/>
-                                <w:tag w:val="#Nav: Quantity_Explosion_of_BOM/50000"/>
+                                <w:tag w:val="#Nav: Quantity_Explosion_of_BOM/99000753"/>
                                 <w:id w:val="-578290602"/>
                                 <w:placeholder>
                                   <w:docPart w:val="19E7B974870C4B88BE9A2CD1A5DA4067"/>
@@ -816,7 +816,7 @@
                               <w:szCs w:val="16"/>
                             </w:rPr>
                             <w:alias w:val="#Nav: /Item/BOMLoop/Integer/BomCompLevelNo"/>
-                            <w:tag w:val="#Nav: Quantity_Explosion_of_BOM/50000"/>
+                            <w:tag w:val="#Nav: Quantity_Explosion_of_BOM/99000753"/>
                             <w:id w:val="805667889"/>
                             <w:placeholder>
                               <w:docPart w:val="19E7B974870C4B88BE9A2CD1A5DA4067"/>
@@ -860,7 +860,7 @@
                               <w:szCs w:val="16"/>
                             </w:rPr>
                             <w:alias w:val="#Nav: /Item/BOMLoop/Integer/BomCompLevelDesc"/>
-                            <w:tag w:val="#Nav: Quantity_Explosion_of_BOM/50000"/>
+                            <w:tag w:val="#Nav: Quantity_Explosion_of_BOM/99000753"/>
                             <w:id w:val="453063642"/>
                             <w:placeholder>
                               <w:docPart w:val="19E7B974870C4B88BE9A2CD1A5DA4067"/>
@@ -904,7 +904,7 @@
                               <w:szCs w:val="16"/>
                             </w:rPr>
                             <w:alias w:val="#Nav: /Item/BOMLoop/Integer/BomCompLevelQty"/>
-                            <w:tag w:val="#Nav: Quantity_Explosion_of_BOM/50000"/>
+                            <w:tag w:val="#Nav: Quantity_Explosion_of_BOM/99000753"/>
                             <w:id w:val="-918633997"/>
                             <w:placeholder>
                               <w:docPart w:val="19E7B974870C4B88BE9A2CD1A5DA4067"/>
@@ -949,7 +949,7 @@
                               <w:szCs w:val="16"/>
                             </w:rPr>
                             <w:alias w:val="#Nav: /Item/BOMLoop/Integer/BomCompLevelUOMCode"/>
-                            <w:tag w:val="#Nav: Quantity_Explosion_of_BOM/50000"/>
+                            <w:tag w:val="#Nav: Quantity_Explosion_of_BOM/99000753"/>
                             <w:id w:val="-115911836"/>
                             <w:placeholder>
                               <w:docPart w:val="19E7B974870C4B88BE9A2CD1A5DA4067"/>
@@ -1011,7 +1011,7 @@
                                   <w:szCs w:val="16"/>
                                 </w:rPr>
                                 <w:alias w:val="#Nav: /Item/BOMLoop/Integer/BOMQty"/>
-                                <w:tag w:val="#Nav: Quantity_Explosion_of_BOM/50000"/>
+                                <w:tag w:val="#Nav: Quantity_Explosion_of_BOM/99000753"/>
                                 <w:id w:val="1820381759"/>
                                 <w:placeholder>
                                   <w:docPart w:val="19E7B974870C4B88BE9A2CD1A5DA4067"/>
@@ -3619,95 +3619,552 @@
 <b:Sources xmlns:b="http://schemas.openxmlformats.org/officeDocument/2006/bibliography" xmlns="http://schemas.openxmlformats.org/officeDocument/2006/bibliography" SelectedStyle="\APASixthEditionOfficeOnline.xsl" StyleName="APA" Version="6"/>
 </file>
 
-<file path=customXml/item6.xml><?xml version="1.0" encoding="utf-8"?>
-<NavWordReportXmlPart xmlns="urn:microsoft-dynamics-nav/reports/Quantity_Explosion_of_BOM/99000753/">
-  <BCReportInformation>
-    <ReportMetadata>
-      <ExtensionId>Extension ID</ExtensionId>
-      <ExtensionName>Extension Name</ExtensionName>
-      <ExtensionPublisher>Extension Publisher</ExtensionPublisher>
-      <ExtensionVersion>Extension Version</ExtensionVersion>
-      <ReportId>Report ID</ReportId>
-      <ReportName>Report Name</ReportName>
-      <AboutThisReportTitle>About This Report Title</AboutThisReportTitle>
-      <AboutThisReportText>About This Report Text</AboutThisReportText>
-      <ReportHelpLink>Report Help Link</ReportHelpLink>
-    </ReportMetadata>
-    <ReportRequest>
-      <TenantEntraId>Tenant Entra Id</TenantEntraId>
-      <EnvironmentName>Environment Name</EnvironmentName>
-      <EnvironmentType>Environment Type</EnvironmentType>
-      <CompanyName>Company Name</CompanyName>
-      <CompanyDisplayName>Company Display Name</CompanyDisplayName>
-      <CompanyId>Company ID</CompanyId>
-      <UserName>User Name</UserName>
-      <DateAndTime>Date and Time</DateAndTime>
-      <Language>Language</Language>
-      <FormatRegion>Format Region</FormatRegion>
-      <DateTimeValues>
-        <Year>Year</Year>
-        <MonthNumber>Month Number</MonthNumber>
-        <DayNumber>Day Number</DayNumber>
-        <Hour>Hour</Hour>
-        <Minute>Minute</Minute>
-      </DateTimeValues>
-    </ReportRequest>
-  </BCReportInformation>
-  <Labels>
-    <AboutTheReportLabel>AboutTheReportLabel</AboutTheReportLabel>
-    <BomCompLevelDescCaption>BomCompLevelDescCaption</BomCompLevelDescCaption>
-    <BomCompLevelNoCaption>BomCompLevelNoCaption</BomCompLevelNoCaption>
-    <BomCompLevelQtyCaption>BomCompLevelQtyCaption</BomCompLevelQtyCaption>
-    <BomCompLevelUOMCodeCaption>BomCompLevelUOMCodeCaption</BomCompLevelUOMCodeCaption>
-    <BOMQtyCapt>BOMQtyCapt</BOMQtyCapt>
-    <BOMTopLvlPrint>BOMTopLvlPrint</BOMTopLvlPrint>
-    <CalculationDateLabel>CalculationDateLabel</CalculationDateLabel>
-    <CompanyLabel>CompanyLabel</CompanyLabel>
-    <DataRetrieved>DataRetrieved</DataRetrieved>
-    <Desc_ItemCaption>Desc_ItemCaption</Desc_ItemCaption>
-    <DocumentationLabel>DocumentationLabel</DocumentationLabel>
-    <EnvironmentLabel>EnvironmentLabel</EnvironmentLabel>
-    <ItemDesc>ItemDesc</ItemDesc>
-    <ItemNo>ItemNo</ItemNo>
-    <Level>Level</Level>
-    <No_ItemCaption>No_ItemCaption</No_ItemCaption>
-    <QtyExplosionOfBOMAnalysis>QtyExplosionOfBOMAnalysis</QtyExplosionOfBOMAnalysis>
-    <QtyExplosionOfBOMAnalysisL1>QtyExplosionOfBOMAnalysisL1</QtyExplosionOfBOMAnalysisL1>
-    <QtyExplosionOfBOMPrint>QtyExplosionOfBOMPrint</QtyExplosionOfBOMPrint>
-    <QuantityExplosionOfBOM>QuantityExplosionOfBOM</QuantityExplosionOfBOM>
-    <ReportNameLabel>ReportNameLabel</ReportNameLabel>
-    <RunOnLabel>RunOnLabel</RunOnLabel>
-    <UserLabel>UserLabel</UserLabel>
-  </Labels>
-  <Item>
-    <AsOfCalcDate>AsOfCalcDate</AsOfCalcDate>
-    <BomCompLevelDescCapt>BomCompLevelDescCapt</BomCompLevelDescCapt>
-    <BomCompLevelNoCapt>BomCompLevelNoCapt</BomCompLevelNoCapt>
-    <BomCompLevelQtyCapt>BomCompLevelQtyCapt</BomCompLevelQtyCapt>
-    <BomCompLevelUOMCodeCapt>BomCompLevelUOMCodeCapt</BomCompLevelUOMCodeCapt>
-    <BOMQtyCaption>BOMQtyCaption</BOMQtyCaption>
-    <CompanyName>CompanyName</CompanyName>
-    <CurrReportPageNoCapt>CurrReportPageNoCapt</CurrReportPageNoCapt>
-    <Desc_Item>Desc_Item</Desc_Item>
-    <ItemFilter>ItemFilter</ItemFilter>
-    <ItemTableCaptionFilter>ItemTableCaptionFilter</ItemTableCaptionFilter>
-    <LevelCapt>LevelCapt</LevelCapt>
-    <No_Item>No_Item</No_Item>
-    <QtyExplosionofBOMCapt>QtyExplosionofBOMCapt</QtyExplosionofBOMCapt>
-    <TodayFormatted>TodayFormatted</TodayFormatted>
-    <BOMLoop>
-      <Integer>
-        <BomCompLevelDesc>BomCompLevelDesc</BomCompLevelDesc>
-        <BomCompLevelNo>BomCompLevelNo</BomCompLevelNo>
-        <BomCompLevelQty>BomCompLevelQty</BomCompLevelQty>
-        <BomCompLevelUOMCode>BomCompLevelUOMCode</BomCompLevelUOMCode>
-        <BOMQty>BOMQty</BOMQty>
-        <FormatLevel>FormatLevel</FormatLevel>
-        <IndentLevel>IndentLevel</IndentLevel>
-      </Integer>
-    </BOMLoop>
-  </Item>
-</NavWordReportXmlPart>
+<file path=customXml/item6.xml>��< ? x m l   v e r s i o n = " 1 . 0 "   e n c o d i n g = " u t f - 1 6 " ? > + 
+ < N a v W o r d R e p o r t X m l P a r t   x m l n s = " u r n : m i c r o s o f t - d y n a m i c s - n a v / r e p o r t s / Q u a n t i t y _ E x p l o s i o n _ o f _ B O M / 9 9 0 0 0 7 5 3 / " > + 
+     < B C R e p o r t I n f o r m a t i o n > + 
+         < R e p o r t M e t a d a t a > + 
+             < E x t e n s i o n I d > E x t e n s i o n   I D < / E x t e n s i o n I d > + 
+             < E x t e n s i o n N a m e > E x t e n s i o n   N a m e < / E x t e n s i o n N a m e > + 
+             < E x t e n s i o n P u b l i s h e r > E x t e n s i o n   P u b l i s h e r < / E x t e n s i o n P u b l i s h e r > + 
+             < E x t e n s i o n V e r s i o n > E x t e n s i o n   V e r s i o n < / E x t e n s i o n V e r s i o n > + 
+             < R e p o r t I d > R e p o r t   I D < / R e p o r t I d > + 
+             < R e p o r t N a m e > R e p o r t   N a m e < / R e p o r t N a m e > + 
+             < A b o u t T h i s R e p o r t T i t l e > A b o u t   T h i s   R e p o r t   T i t l e < / A b o u t T h i s R e p o r t T i t l e > + 
+             < A b o u t T h i s R e p o r t T e x t > A b o u t   T h i s   R e p o r t   T e x t < / A b o u t T h i s R e p o r t T e x t > + 
+             < R e p o r t H e l p L i n k > R e p o r t   H e l p   L i n k < / R e p o r t H e l p L i n k > + 
+         < / R e p o r t M e t a d a t a > + 
+         < R e p o r t R e q u e s t > + 
+             < T e n a n t E n t r a I d > T e n a n t   E n t r a   I d < / T e n a n t E n t r a I d > + 
+             < E n v i r o n m e n t N a m e > E n v i r o n m e n t   N a m e < / E n v i r o n m e n t N a m e > + 
+             < E n v i r o n m e n t T y p e > E n v i r o n m e n t   T y p e < / E n v i r o n m e n t T y p e > + 
+             < C o m p a n y N a m e > C o m p a n y   N a m e < / C o m p a n y N a m e > + 
+             < C o m p a n y D i s p l a y N a m e > C o m p a n y   D i s p l a y   N a m e < / C o m p a n y D i s p l a y N a m e > + 
+             < C o m p a n y I d > C o m p a n y   I D < / C o m p a n y I d > + 
+             < U s e r N a m e > U s e r   N a m e < / U s e r N a m e > + 
+             < D a t e A n d T i m e > D a t e   a n d   T i m e < / D a t e A n d T i m e > + 
+             < L a n g u a g e > L a n g u a g e < / L a n g u a g e > + 
+             < F o r m a t R e g i o n > F o r m a t   R e g i o n < / F o r m a t R e g i o n > + 
+             < D a t e T i m e V a l u e s > + 
+                 < Y e a r > Y e a r < / Y e a r > + 
+                 < M o n t h N u m b e r > M o n t h   N u m b e r < / M o n t h N u m b e r > + 
+                 < D a y N u m b e r > D a y   N u m b e r < / D a y N u m b e r > + 
+                 < H o u r > H o u r < / H o u r > + 
+                 < M i n u t e > M i n u t e < / M i n u t e > + 
+             < / D a t e T i m e V a l u e s > + 
+         < / R e p o r t R e q u e s t > + 
+         < C o m p a n y M e t a d a t a > + 
+             < C o m p a n y N a m e > C o m p a n y   N a m e < / C o m p a n y N a m e > + 
+             < C o m p a n y D i s p l a y N a m e > C o m p a n y   D i s p l a y   N a m e < / C o m p a n y D i s p l a y N a m e > + 
+             < C o m p a n y A d d r e s s L i n e s > + 
+                 < C o m p a n y A d d r e s s L i n e > C o m p a n y   A d d r e s s   L i n e   1 < / C o m p a n y A d d r e s s L i n e > + 
+                 < C o m p a n y A d d r e s s L i n e > C o m p a n y   A d d r e s s   L i n e   2 < / C o m p a n y A d d r e s s L i n e > + 
+                 < C o m p a n y A d d r e s s L i n e > C o m p a n y   A d d r e s s   L i n e   3 < / C o m p a n y A d d r e s s L i n e > + 
+                 < C o m p a n y A d d r e s s L i n e > C o m p a n y   A d d r e s s   L i n e   4 < / C o m p a n y A d d r e s s L i n e > + 
+                 < C o m p a n y A d d r e s s L i n e > C o m p a n y   A d d r e s s   L i n e   5 < / C o m p a n y A d d r e s s L i n e > + 
+                 < C o m p a n y A d d r e s s L i n e > C o m p a n y   A d d r e s s   L i n e   6 < / C o m p a n y A d d r e s s L i n e > + 
+                 < C o m p a n y A d d r e s s L i n e > C o m p a n y   A d d r e s s   L i n e   7 < / C o m p a n y A d d r e s s L i n e > + 
+                 < C o m p a n y A d d r e s s L i n e > C o m p a n y   A d d r e s s   L i n e   8 < / C o m p a n y A d d r e s s L i n e > + 
+             < / C o m p a n y A d d r e s s L i n e s > + 
+             < C o m p a n y P h o n e > C o m p a n y   P h o n e < / C o m p a n y P h o n e > + 
+             < C o m p a n y P h o n e C a p t i o n > C o m p a n y   P h o n e   C a p t i o n < / C o m p a n y P h o n e C a p t i o n > + 
+             < C o m p a n y F a x N o > C o m p a n y   F a x   N o . < / C o m p a n y F a x N o > + 
+             < C o m p a n y F a x N o C a p t i o n > C o m p a n y   F a x   N o .   C a p t i o n < / C o m p a n y F a x N o C a p t i o n > + 
+             < C o m p a n y E m a i l > C o m p a n y   E m a i l < / C o m p a n y E m a i l > + 
+             < C o m p a n y E m a i l C a p t i o n > C o m p a n y   E m a i l   C a p t i o n < / C o m p a n y E m a i l C a p t i o n > + 
+             < C o m p a n y H o m e P a g e > C o m p a n y   H o m e   P a g e < / C o m p a n y H o m e P a g e > + 
+             < C o m p a n y H o m e P a g e C a p t i o n > C o m p a n y   H o m e   P a g e   C a p t i o n < / C o m p a n y H o m e P a g e C a p t i o n > + 
+             < C o m p a n y L o g o > C o m p a n y   L o g o < / C o m p a n y L o g o > + 
+             < C o m p a n y V A T R e g i s t r a t i o n N o > C o m p a n y   V A T   R e g i s t r a t i o n   N o . < / C o m p a n y V A T R e g i s t r a t i o n N o > + 
+             < C o m p a n y V A T R e g i s t r a t i o n N o C a p t i o n > C o m p a n y   V A T   R e g i s t r a t i o n   N o .   C a p t i o n < / C o m p a n y V A T R e g i s t r a t i o n N o C a p t i o n > + 
+             < C o m p a n y R e g i s t r a t i o n N o > C o m p a n y   R e g i s t r a t i o n   N o . < / C o m p a n y R e g i s t r a t i o n N o > + 
+             < C o m p a n y R e g i s t r a t i o n N o C a p t i o n > C o m p a n y   R e g i s t r a t i o n   N o .   C a p t i o n < / C o m p a n y R e g i s t r a t i o n N o C a p t i o n > + 
+             < C o m p a n y B a n k N a m e > C o m p a n y   B a n k   N a m e < / C o m p a n y B a n k N a m e > + 
+             < C o m p a n y B a n k N a m e C a p t i o n > C o m p a n y   B a n k   N a m e   C a p t i o n < / C o m p a n y B a n k N a m e C a p t i o n > + 
+             < C o m p a n y B a n k A c c o u n t N o > C o m p a n y   B a n k   A c c o u n t   N o . < / C o m p a n y B a n k A c c o u n t N o > + 
+             < C o m p a n y B a n k A c c o u n t N o C a p t i o n > C o m p a n y   B a n k   A c c o u n t   N o .   C a p t i o n < / C o m p a n y B a n k A c c o u n t N o C a p t i o n > + 
+             < C o m p a n y B a n k B r a n c h N o > C o m p a n y   B a n k   B r a n c h   N o . < / C o m p a n y B a n k B r a n c h N o > + 
+             < C o m p a n y B a n k B r a n c h N o C a p t i o n > C o m p a n y   B a n k   B r a n c h   N o .   C a p t i o n < / C o m p a n y B a n k B r a n c h N o C a p t i o n > + 
+             < C o m p a n y I B A N > C o m p a n y   I B A N < / C o m p a n y I B A N > + 
+             < C o m p a n y I B A N C a p t i o n > C o m p a n y   I B A N   C a p t i o n < / C o m p a n y I B A N C a p t i o n > + 
+             < C o m p a n y B a n k S W I F T > C o m p a n y   B a n k   S W I F T < / C o m p a n y B a n k S W I F T > + 
+             < C o m p a n y B a n k S W I F T C a p t i o n > C o m p a n y   B a n k   S W I F T   C a p t i o n < / C o m p a n y B a n k S W I F T C a p t i o n > + 
+             < C o m p a n y G i r o N o > C o m p a n y   G i r o   N o . < / C o m p a n y G i r o N o > + 
+             < C o m p a n y G i r o N o C a p t i o n > C o m p a n y   G i r o   N o .   C a p t i o n < / C o m p a n y G i r o N o C a p t i o n > + 
+         < / C o m p a n y M e t a d a t a > + 
+     < / B C R e p o r t I n f o r m a t i o n > + 
+     < L a b e l s > + 
+         < A b o u t T h e R e p o r t L a b e l > A b o u t T h e R e p o r t L a b e l < / A b o u t T h e R e p o r t L a b e l > + 
+         < B o m C o m p L e v e l D e s c C a p t i o n > B o m C o m p L e v e l D e s c C a p t i o n < / B o m C o m p L e v e l D e s c C a p t i o n > + 
+         < B o m C o m p L e v e l N o C a p t i o n > B o m C o m p L e v e l N o C a p t i o n < / B o m C o m p L e v e l N o C a p t i o n > + 
+         < B o m C o m p L e v e l Q t y C a p t i o n > B o m C o m p L e v e l Q t y C a p t i o n < / B o m C o m p L e v e l Q t y C a p t i o n > + 
+         < B o m C o m p L e v e l U O M C o d e C a p t i o n > B o m C o m p L e v e l U O M C o d e C a p t i o n < / B o m C o m p L e v e l U O M C o d e C a p t i o n > + 
+         < B O M Q t y C a p t > B O M Q t y C a p t < / B O M Q t y C a p t > + 
+         < B O M T o p L v l P r i n t > B O M T o p L v l P r i n t < / B O M T o p L v l P r i n t > + 
+         < C a l c u l a t i o n D a t e L a b e l > C a l c u l a t i o n D a t e L a b e l < / C a l c u l a t i o n D a t e L a b e l > + 
+         < C o m p a n y L a b e l > C o m p a n y L a b e l < / C o m p a n y L a b e l > + 
+         < D a t a R e t r i e v e d > D a t a R e t r i e v e d < / D a t a R e t r i e v e d > + 
+         < D e s c _ I t e m C a p t i o n > D e s c _ I t e m C a p t i o n < / D e s c _ I t e m C a p t i o n > + 
+         < D o c u m e n t a t i o n L a b e l > D o c u m e n t a t i o n L a b e l < / D o c u m e n t a t i o n L a b e l > + 
+         < E n v i r o n m e n t L a b e l > E n v i r o n m e n t L a b e l < / E n v i r o n m e n t L a b e l > + 
+         < I t e m D e s c > I t e m D e s c < / I t e m D e s c > + 
+         < I t e m N o > I t e m N o < / I t e m N o > + 
+         < L e v e l > L e v e l < / L e v e l > + 
+         < N o _ I t e m C a p t i o n > N o _ I t e m C a p t i o n < / N o _ I t e m C a p t i o n > + 
+         < Q t y E x p l o s i o n O f B O M A n a l y s i s > Q t y E x p l o s i o n O f B O M A n a l y s i s < / Q t y E x p l o s i o n O f B O M A n a l y s i s > + 
+         < Q t y E x p l o s i o n O f B O M A n a l y s i s L 1 > Q t y E x p l o s i o n O f B O M A n a l y s i s L 1 < / Q t y E x p l o s i o n O f B O M A n a l y s i s L 1 > + 
+         < Q t y E x p l o s i o n O f B O M P r i n t > Q t y E x p l o s i o n O f B O M P r i n t < / Q t y E x p l o s i o n O f B O M P r i n t > + 
+         < Q u a n t i t y E x p l o s i o n O f B O M > Q u a n t i t y E x p l o s i o n O f B O M < / Q u a n t i t y E x p l o s i o n O f B O M > + 
+         < R e p o r t N a m e L a b e l > R e p o r t N a m e L a b e l < / R e p o r t N a m e L a b e l > + 
+         < R u n O n L a b e l > R u n O n L a b e l < / R u n O n L a b e l > + 
+         < U s e r L a b e l > U s e r L a b e l < / U s e r L a b e l > + 
+     < / L a b e l s > + 
+     < I t e m > + 
+         < A s O f C a l c D a t e > A s O f C a l c D a t e < / A s O f C a l c D a t e > + 
+         < B o m C o m p L e v e l D e s c C a p t > B o m C o m p L e v e l D e s c C a p t < / B o m C o m p L e v e l D e s c C a p t > + 
+         < B o m C o m p L e v e l N o C a p t > B o m C o m p L e v e l N o C a p t < / B o m C o m p L e v e l N o C a p t > + 
+         < B o m C o m p L e v e l Q t y C a p t > B o m C o m p L e v e l Q t y C a p t < / B o m C o m p L e v e l Q t y C a p t > + 
+         < B o m C o m p L e v e l U O M C o d e C a p t > B o m C o m p L e v e l U O M C o d e C a p t < / B o m C o m p L e v e l U O M C o d e C a p t > + 
+         < B O M Q t y C a p t i o n > B O M Q t y C a p t i o n < / B O M Q t y C a p t i o n > + 
+         < C o m p a n y N a m e > C o m p a n y N a m e < / C o m p a n y N a m e > + 
+         < C u r r R e p o r t P a g e N o C a p t > C u r r R e p o r t P a g e N o C a p t < / C u r r R e p o r t P a g e N o C a p t > + 
+         < D e s c _ I t e m > D e s c _ I t e m < / D e s c _ I t e m > + 
+         < I t e m F i l t e r > I t e m F i l t e r < / I t e m F i l t e r > + 
+         < I t e m T a b l e C a p t i o n F i l t e r > I t e m T a b l e C a p t i o n F i l t e r < / I t e m T a b l e C a p t i o n F i l t e r > + 
+         < L e v e l C a p t > L e v e l C a p t < / L e v e l C a p t > + 
+         < N o _ I t e m > N o _ I t e m < / N o _ I t e m > + 
+         < Q t y E x p l o s i o n o f B O M C a p t > Q t y E x p l o s i o n o f B O M C a p t < / Q t y E x p l o s i o n o f B O M C a p t > + 
+         < T o d a y F o r m a t t e d > T o d a y F o r m a t t e d < / T o d a y F o r m a t t e d > + 
+         < B O M L o o p > + 
+             < I n t e g e r > + 
+                 < B o m C o m p L e v e l D e s c > B o m C o m p L e v e l D e s c < / B o m C o m p L e v e l D e s c > + 
+                 < B o m C o m p L e v e l N o > B o m C o m p L e v e l N o < / B o m C o m p L e v e l N o > + 
+                 < B o m C o m p L e v e l Q t y > B o m C o m p L e v e l Q t y < / B o m C o m p L e v e l Q t y > + 
+                 < B o m C o m p L e v e l U O M C o d e > B o m C o m p L e v e l U O M C o d e < / B o m C o m p L e v e l U O M C o d e > + 
+                 < B O M Q t y > B O M Q t y < / B O M Q t y > + 
+                 < F o r m a t L e v e l > F o r m a t L e v e l < / F o r m a t L e v e l > + 
+                 < I n d e n t L e v e l > I n d e n t L e v e l < / I n d e n t L e v e l > + 
+             < / I n t e g e r > + 
+         < / B O M L o o p > + 
+     < / I t e m > + 
+ < / N a v W o r d R e p o r t X m l P a r t > 
+</file>
+
+<file path=customXml/item7.xml>��< ? x m l   v e r s i o n = " 1 . 0 "   e n c o d i n g = " u t f - 1 6 " ? > + 
+ < N a v W o r d R e p o r t X m l P a r t   x m l n s = " u r n : m i c r o s o f t - d y n a m i c s - b u s i n e s s c e n t r a l / i n t e r n a l / e x t e n d e d / r e p o r t s / Q u a n t i t y _ E x p l o s i o n _ o f _ B O M / 9 9 0 0 0 7 5 3 / " > + 
+     < B C R e p o r t I n f o r m a t i o n > + 
+         < R e p o r t M e t a d a t a > + 
+             < E x t e n s i o n I d > E x t e n s i o n   I D < / E x t e n s i o n I d > + 
+             < E x t e n s i o n N a m e > E x t e n s i o n   N a m e < / E x t e n s i o n N a m e > + 
+             < E x t e n s i o n P u b l i s h e r > E x t e n s i o n   P u b l i s h e r < / E x t e n s i o n P u b l i s h e r > + 
+             < E x t e n s i o n V e r s i o n > E x t e n s i o n   V e r s i o n < / E x t e n s i o n V e r s i o n > + 
+             < R e p o r t I d > R e p o r t   I D < / R e p o r t I d > + 
+             < R e p o r t N a m e > R e p o r t   N a m e < / R e p o r t N a m e > + 
+             < A b o u t T h i s R e p o r t T i t l e > A b o u t   T h i s   R e p o r t   T i t l e < / A b o u t T h i s R e p o r t T i t l e > + 
+             < A b o u t T h i s R e p o r t T e x t > A b o u t   T h i s   R e p o r t   T e x t < / A b o u t T h i s R e p o r t T e x t > + 
+             < R e p o r t H e l p L i n k > R e p o r t   H e l p   L i n k < / R e p o r t H e l p L i n k > + 
+         < / R e p o r t M e t a d a t a > + 
+         < R e p o r t R e q u e s t > + 
+             < T e n a n t E n t r a I d > T e n a n t   E n t r a   I d < / T e n a n t E n t r a I d > + 
+             < E n v i r o n m e n t N a m e > E n v i r o n m e n t   N a m e < / E n v i r o n m e n t N a m e > + 
+             < E n v i r o n m e n t T y p e > E n v i r o n m e n t   T y p e < / E n v i r o n m e n t T y p e > + 
+             < C o m p a n y N a m e > C o m p a n y   N a m e < / C o m p a n y N a m e > + 
+             < C o m p a n y D i s p l a y N a m e > C o m p a n y   D i s p l a y   N a m e < / C o m p a n y D i s p l a y N a m e > + 
+             < C o m p a n y I d > C o m p a n y   I D < / C o m p a n y I d > + 
+             < U s e r N a m e > U s e r   N a m e < / U s e r N a m e > + 
+             < D a t e A n d T i m e > D a t e   a n d   T i m e < / D a t e A n d T i m e > + 
+             < L a n g u a g e > L a n g u a g e < / L a n g u a g e > + 
+             < F o r m a t R e g i o n > F o r m a t   R e g i o n < / F o r m a t R e g i o n > + 
+             < D a t e T i m e V a l u e s > + 
+                 < Y e a r > Y e a r < / Y e a r > + 
+                 < M o n t h N u m b e r > M o n t h   N u m b e r < / M o n t h N u m b e r > + 
+                 < D a y N u m b e r > D a y   N u m b e r < / D a y N u m b e r > + 
+                 < H o u r > H o u r < / H o u r > + 
+                 < M i n u t e > M i n u t e < / M i n u t e > + 
+             < / D a t e T i m e V a l u e s > + 
+         < / R e p o r t R e q u e s t > + 
+         < C o m p a n y M e t a d a t a > + 
+             < C o m p a n y N a m e > C o m p a n y   N a m e < / C o m p a n y N a m e > + 
+             < C o m p a n y D i s p l a y N a m e > C o m p a n y   D i s p l a y   N a m e < / C o m p a n y D i s p l a y N a m e > + 
+             < C o m p a n y A d d r e s s L i n e s > + 
+                 < C o m p a n y A d d r e s s L i n e > C o m p a n y   A d d r e s s   L i n e   1 < / C o m p a n y A d d r e s s L i n e > + 
+                 < C o m p a n y A d d r e s s L i n e > C o m p a n y   A d d r e s s   L i n e   2 < / C o m p a n y A d d r e s s L i n e > + 
+                 < C o m p a n y A d d r e s s L i n e > C o m p a n y   A d d r e s s   L i n e   3 < / C o m p a n y A d d r e s s L i n e > + 
+                 < C o m p a n y A d d r e s s L i n e > C o m p a n y   A d d r e s s   L i n e   4 < / C o m p a n y A d d r e s s L i n e > + 
+                 < C o m p a n y A d d r e s s L i n e > C o m p a n y   A d d r e s s   L i n e   5 < / C o m p a n y A d d r e s s L i n e > + 
+                 < C o m p a n y A d d r e s s L i n e > C o m p a n y   A d d r e s s   L i n e   6 < / C o m p a n y A d d r e s s L i n e > + 
+                 < C o m p a n y A d d r e s s L i n e > C o m p a n y   A d d r e s s   L i n e   7 < / C o m p a n y A d d r e s s L i n e > + 
+                 < C o m p a n y A d d r e s s L i n e > C o m p a n y   A d d r e s s   L i n e   8 < / C o m p a n y A d d r e s s L i n e > + 
+             < / C o m p a n y A d d r e s s L i n e s > + 
+             < C o m p a n y P h o n e > C o m p a n y   P h o n e < / C o m p a n y P h o n e > + 
+             < C o m p a n y P h o n e C a p t i o n > C o m p a n y   P h o n e   C a p t i o n < / C o m p a n y P h o n e C a p t i o n > + 
+             < C o m p a n y F a x N o > C o m p a n y   F a x   N o . < / C o m p a n y F a x N o > + 
+             < C o m p a n y F a x N o C a p t i o n > C o m p a n y   F a x   N o .   C a p t i o n < / C o m p a n y F a x N o C a p t i o n > + 
+             < C o m p a n y E m a i l > C o m p a n y   E m a i l < / C o m p a n y E m a i l > + 
+             < C o m p a n y E m a i l C a p t i o n > C o m p a n y   E m a i l   C a p t i o n < / C o m p a n y E m a i l C a p t i o n > + 
+             < C o m p a n y H o m e P a g e > C o m p a n y   H o m e   P a g e < / C o m p a n y H o m e P a g e > + 
+             < C o m p a n y H o m e P a g e C a p t i o n > C o m p a n y   H o m e   P a g e   C a p t i o n < / C o m p a n y H o m e P a g e C a p t i o n > + 
+             < C o m p a n y L o g o > C o m p a n y   L o g o < / C o m p a n y L o g o > + 
+             < C o m p a n y V A T R e g i s t r a t i o n N o > C o m p a n y   V A T   R e g i s t r a t i o n   N o . < / C o m p a n y V A T R e g i s t r a t i o n N o > + 
+             < C o m p a n y V A T R e g i s t r a t i o n N o C a p t i o n > C o m p a n y   V A T   R e g i s t r a t i o n   N o .   C a p t i o n < / C o m p a n y V A T R e g i s t r a t i o n N o C a p t i o n > + 
+             < C o m p a n y R e g i s t r a t i o n N o > C o m p a n y   R e g i s t r a t i o n   N o . < / C o m p a n y R e g i s t r a t i o n N o > + 
+             < C o m p a n y R e g i s t r a t i o n N o C a p t i o n > C o m p a n y   R e g i s t r a t i o n   N o .   C a p t i o n < / C o m p a n y R e g i s t r a t i o n N o C a p t i o n > + 
+             < C o m p a n y B a n k N a m e > C o m p a n y   B a n k   N a m e < / C o m p a n y B a n k N a m e > + 
+             < C o m p a n y B a n k N a m e C a p t i o n > C o m p a n y   B a n k   N a m e   C a p t i o n < / C o m p a n y B a n k N a m e C a p t i o n > + 
+             < C o m p a n y B a n k A c c o u n t N o > C o m p a n y   B a n k   A c c o u n t   N o . < / C o m p a n y B a n k A c c o u n t N o > + 
+             < C o m p a n y B a n k A c c o u n t N o C a p t i o n > C o m p a n y   B a n k   A c c o u n t   N o .   C a p t i o n < / C o m p a n y B a n k A c c o u n t N o C a p t i o n > + 
+             < C o m p a n y B a n k B r a n c h N o > C o m p a n y   B a n k   B r a n c h   N o . < / C o m p a n y B a n k B r a n c h N o > + 
+             < C o m p a n y B a n k B r a n c h N o C a p t i o n > C o m p a n y   B a n k   B r a n c h   N o .   C a p t i o n < / C o m p a n y B a n k B r a n c h N o C a p t i o n > + 
+             < C o m p a n y I B A N > C o m p a n y   I B A N < / C o m p a n y I B A N > + 
+             < C o m p a n y I B A N C a p t i o n > C o m p a n y   I B A N   C a p t i o n < / C o m p a n y I B A N C a p t i o n > + 
+             < C o m p a n y B a n k S W I F T > C o m p a n y   B a n k   S W I F T < / C o m p a n y B a n k S W I F T > + 
+             < C o m p a n y B a n k S W I F T C a p t i o n > C o m p a n y   B a n k   S W I F T   C a p t i o n < / C o m p a n y B a n k S W I F T C a p t i o n > + 
+             < C o m p a n y G i r o N o > C o m p a n y   G i r o   N o . < / C o m p a n y G i r o N o > + 
+             < C o m p a n y G i r o N o C a p t i o n > C o m p a n y   G i r o   N o .   C a p t i o n < / C o m p a n y G i r o N o C a p t i o n > + 
+         < / C o m p a n y M e t a d a t a > + 
+     < / B C R e p o r t I n f o r m a t i o n > + 
+     < L a b e l s > + 
+         < A b o u t T h e R e p o r t L a b e l   E l e m e n t T y p e = " P a r a m e t e r "   E l e m e n t I d = " 1 6 7 7 9 2 0 0 1 "   D a t a T y p e = " S t r i n g " > A b o u t T h e R e p o r t L a b e l < / A b o u t T h e R e p o r t L a b e l > + 
+         < B o m C o m p L e v e l D e s c C a p t i o n   E l e m e n t T y p e = " P a r a m e t e r "   E l e m e n t I d = " 1 7 7 5 8 3 5 8 6 7 "   D a t a T y p e = " S t r i n g " > B o m C o m p L e v e l D e s c C a p t i o n < / B o m C o m p L e v e l D e s c C a p t i o n > + 
+         < B o m C o m p L e v e l N o C a p t i o n   E l e m e n t T y p e = " P a r a m e t e r "   E l e m e n t I d = " 6 9 9 5 8 0 8 9 3 "   D a t a T y p e = " S t r i n g " > B o m C o m p L e v e l N o C a p t i o n < / B o m C o m p L e v e l N o C a p t i o n > + 
+         < B o m C o m p L e v e l Q t y C a p t i o n   E l e m e n t T y p e = " P a r a m e t e r "   E l e m e n t I d = " 1 3 1 2 7 2 0 1 7 0 "   D a t a T y p e = " S t r i n g " > B o m C o m p L e v e l Q t y C a p t i o n < / B o m C o m p L e v e l Q t y C a p t i o n > + 
+         < B o m C o m p L e v e l U O M C o d e C a p t i o n   E l e m e n t T y p e = " P a r a m e t e r "   E l e m e n t I d = " 7 4 6 8 4 8 7 5 2 "   D a t a T y p e = " S t r i n g " > B o m C o m p L e v e l U O M C o d e C a p t i o n < / B o m C o m p L e v e l U O M C o d e C a p t i o n > + 
+         < B O M Q t y C a p t   E l e m e n t T y p e = " P a r a m e t e r "   E l e m e n t I d = " 2 8 6 8 5 9 4 5 7 "   D a t a T y p e = " S t r i n g " > B O M Q t y C a p t < / B O M Q t y C a p t > + 
+         < B O M T o p L v l P r i n t   E l e m e n t T y p e = " P a r a m e t e r "   E l e m e n t I d = " 7 2 7 9 0 3 3 "   D a t a T y p e = " S t r i n g " > B O M T o p L v l P r i n t < / B O M T o p L v l P r i n t > + 
+         < C a l c u l a t i o n D a t e L a b e l   E l e m e n t T y p e = " P a r a m e t e r "   E l e m e n t I d = " 6 8 2 7 2 6 8 7 0 "   D a t a T y p e = " S t r i n g " > C a l c u l a t i o n D a t e L a b e l < / C a l c u l a t i o n D a t e L a b e l > + 
+         < C o m p a n y L a b e l   E l e m e n t T y p e = " P a r a m e t e r "   E l e m e n t I d = " 3 4 6 7 6 0 3 4 8 "   D a t a T y p e = " S t r i n g " > C o m p a n y L a b e l < / C o m p a n y L a b e l > + 
+         < D a t a R e t r i e v e d   E l e m e n t T y p e = " P a r a m e t e r "   E l e m e n t I d = " 2 9 1 9 1 1 8 0 7 "   D a t a T y p e = " S t r i n g " > D a t a R e t r i e v e d < / D a t a R e t r i e v e d > + 
+         < D e s c _ I t e m C a p t i o n   E l e m e n t T y p e = " P a r a m e t e r "   E l e m e n t I d = " 9 9 0 9 0 4 5 5 8 "   D a t a T y p e = " S t r i n g " > D e s c _ I t e m C a p t i o n < / D e s c _ I t e m C a p t i o n > + 
+         < D o c u m e n t a t i o n L a b e l   E l e m e n t T y p e = " P a r a m e t e r "   E l e m e n t I d = " 1 7 3 8 9 2 4 8 1 5 "   D a t a T y p e = " S t r i n g " > D o c u m e n t a t i o n L a b e l < / D o c u m e n t a t i o n L a b e l > + 
+         < E n v i r o n m e n t L a b e l   E l e m e n t T y p e = " P a r a m e t e r "   E l e m e n t I d = " 8 1 8 8 1 6 5 9 0 "   D a t a T y p e = " S t r i n g " > E n v i r o n m e n t L a b e l < / E n v i r o n m e n t L a b e l > + 
+         < I t e m D e s c   E l e m e n t T y p e = " P a r a m e t e r "   E l e m e n t I d = " 6 8 9 3 4 1 9 5 9 "   D a t a T y p e = " S t r i n g " > I t e m D e s c < / I t e m D e s c > + 
+         < I t e m N o   E l e m e n t T y p e = " P a r a m e t e r "   E l e m e n t I d = " 1 8 1 4 6 8 1 6 3 1 "   D a t a T y p e = " S t r i n g " > I t e m N o < / I t e m N o > + 
+         < L e v e l   E l e m e n t T y p e = " P a r a m e t e r "   E l e m e n t I d = " 3 5 8 0 8 3 4 2 9 "   D a t a T y p e = " S t r i n g " > L e v e l < / L e v e l > + 
+         < N o _ I t e m C a p t i o n   E l e m e n t T y p e = " P a r a m e t e r "   E l e m e n t I d = " 1 5 4 7 7 6 9 6 5 4 "   D a t a T y p e = " S t r i n g " > N o _ I t e m C a p t i o n < / N o _ I t e m C a p t i o n > + 
+         < Q t y E x p l o s i o n O f B O M A n a l y s i s   E l e m e n t T y p e = " P a r a m e t e r "   E l e m e n t I d = " 1 3 6 4 3 6 6 3 6 7 "   D a t a T y p e = " S t r i n g " > Q t y E x p l o s i o n O f B O M A n a l y s i s < / Q t y E x p l o s i o n O f B O M A n a l y s i s > + 
+         < Q t y E x p l o s i o n O f B O M A n a l y s i s L 1   E l e m e n t T y p e = " P a r a m e t e r "   E l e m e n t I d = " 5 6 5 4 9 3 7 0 6 "   D a t a T y p e = " S t r i n g " > Q t y E x p l o s i o n O f B O M A n a l y s i s L 1 < / Q t y E x p l o s i o n O f B O M A n a l y s i s L 1 > + 
+         < Q t y E x p l o s i o n O f B O M P r i n t   E l e m e n t T y p e = " P a r a m e t e r "   E l e m e n t I d = " 1 1 3 6 1 3 5 0 3 6 "   D a t a T y p e = " S t r i n g " > Q t y E x p l o s i o n O f B O M P r i n t < / Q t y E x p l o s i o n O f B O M P r i n t > + 
+         < Q u a n t i t y E x p l o s i o n O f B O M   E l e m e n t T y p e = " P a r a m e t e r "   E l e m e n t I d = " 1 8 9 4 1 9 7 8 7 8 "   D a t a T y p e = " S t r i n g " > Q u a n t i t y E x p l o s i o n O f B O M < / Q u a n t i t y E x p l o s i o n O f B O M > + 
+         < R e p o r t N a m e L a b e l   E l e m e n t T y p e = " P a r a m e t e r "   E l e m e n t I d = " 1 0 2 2 2 9 2 9 8 2 "   D a t a T y p e = " S t r i n g " > R e p o r t N a m e L a b e l < / R e p o r t N a m e L a b e l > + 
+         < R u n O n L a b e l   E l e m e n t T y p e = " P a r a m e t e r "   E l e m e n t I d = " 1 1 1 9 0 3 7 5 9 5 "   D a t a T y p e = " S t r i n g " > R u n O n L a b e l < / R u n O n L a b e l > + 
+         < U s e r L a b e l   E l e m e n t T y p e = " P a r a m e t e r "   E l e m e n t I d = " 8 4 8 8 1 6 7 9 4 "   D a t a T y p e = " S t r i n g " > U s e r L a b e l < / U s e r L a b e l > + 
+     < / L a b e l s > + 
+     < T o o l t i p s > + 
+         < T o o l t i p   c o l u m n = " N o _ I t e m "   E l e m e n t I d = " 1 5 4 7 7 6 9 6 5 4 " > + 
+             < T o o l t i p T e x t   l a n g = " e n - U S " > S p e c i f i e s   t h e   n u m b e r   o f   t h e   i t e m . < / T o o l t i p T e x t > + 
+         < / T o o l t i p > + 
+         < T o o l t i p   c o l u m n = " D e s c _ I t e m "   E l e m e n t I d = " 9 9 0 9 0 4 5 5 8 " > + 
+             < T o o l t i p T e x t   l a n g = " e n - U S " > S p e c i f i e s   a   d e s c r i p t i o n   o f   t h e   i t e m . < / T o o l t i p T e x t > + 
+         < / T o o l t i p > + 
+         < T o o l t i p   c o l u m n = " B o m C o m p L e v e l N o "   E l e m e n t I d = " 6 9 9 5 8 0 8 9 3 " > + 
+             < T o o l t i p T e x t   l a n g = " e n - U S " > S p e c i f i e s   t h e   n u m b e r   o f   t h e   i n v o l v e d   e n t r y   o r   r e c o r d ,   a c c o r d i n g   t o   t h e   s p e c i f i e d   n u m b e r   s e r i e s . < / T o o l t i p T e x t > + 
+         < / T o o l t i p > + 
+         < T o o l t i p   c o l u m n = " B o m C o m p L e v e l D e s c "   E l e m e n t I d = " 1 7 7 5 8 3 5 8 6 7 " > + 
+             < T o o l t i p T e x t   l a n g = " e n - U S " > S p e c i f i e s   a   d e s c r i p t i o n   o f   t h e   p r o d u c t i o n   B O M   l i n e . < / T o o l t i p T e x t > + 
+         < / T o o l t i p > + 
+         < T o o l t i p   c o l u m n = " B o m C o m p L e v e l U O M C o d e "   E l e m e n t I d = " 7 4 6 8 4 8 7 5 2 " > + 
+             < T o o l t i p T e x t   l a n g = " e n - U S " > S p e c i f i e s   h o w   e a c h   u n i t   o f   t h e   i t e m   i s   m e a s u r e d ,   s u c h   a s   i n   p i e c e s   o r   t o n s .   B y   d e f a u l t ,   t h e   v a l u e   i n   t h e   B a s e   U n i t   o f   M e a s u r e   f i e l d   o n   t h e   i t e m   c a r d   i s   i n s e r t e d . < / T o o l t i p T e x t > + 
+         < / T o o l t i p > + 
+     < / T o o l t i p s > + 
+     < I t e m   E l e m e n t T y p e = " D a t a I t e m "   E l e m e n t I d = " 1 1 2 8 8 3 0 2 4 8 " > + 
+         < A s O f C a l c D a t e   E l e m e n t T y p e = " C o l u m n "   E l e m e n t I d = " 5 6 8 5 3 8 1 9 3 "   D a t a T y p e = " S t r i n g " > A s O f C a l c D a t e < / A s O f C a l c D a t e > + 
+         < B o m C o m p L e v e l D e s c C a p t   E l e m e n t T y p e = " C o l u m n "   E l e m e n t I d = " 6 0 1 1 9 7 3 5 5 "   D a t a T y p e = " L a b e l " > B o m C o m p L e v e l D e s c C a p t < / B o m C o m p L e v e l D e s c C a p t > + 
+         < B o m C o m p L e v e l N o C a p t   E l e m e n t T y p e = " C o l u m n "   E l e m e n t I d = " 1 3 8 6 3 6 1 5 3 3 "   D a t a T y p e = " L a b e l " > B o m C o m p L e v e l N o C a p t < / B o m C o m p L e v e l N o C a p t > + 
+         < B o m C o m p L e v e l Q t y C a p t   E l e m e n t T y p e = " C o l u m n "   E l e m e n t I d = " 2 9 2 9 5 0 3 4 4 "   D a t a T y p e = " L a b e l " > B o m C o m p L e v e l Q t y C a p t < / B o m C o m p L e v e l Q t y C a p t > + 
+         < B o m C o m p L e v e l U O M C o d e C a p t   E l e m e n t T y p e = " C o l u m n "   E l e m e n t I d = " 7 3 5 3 6 7 6 5 0 "   D a t a T y p e = " L a b e l " > B o m C o m p L e v e l U O M C o d e C a p t < / B o m C o m p L e v e l U O M C o d e C a p t > + 
+         < B O M Q t y C a p t i o n   E l e m e n t T y p e = " C o l u m n "   E l e m e n t I d = " 7 7 8 6 6 2 9 9 9 "   D a t a T y p e = " L a b e l " > B O M Q t y C a p t i o n < / B O M Q t y C a p t i o n > + 
+         < C o m p a n y N a m e   E l e m e n t T y p e = " C o l u m n "   E l e m e n t I d = " 1 5 9 5 4 7 7 3 9 5 "   D a t a T y p e = " S t r i n g " > C o m p a n y N a m e < / C o m p a n y N a m e > + 
+         < C u r r R e p o r t P a g e N o C a p t   E l e m e n t T y p e = " C o l u m n "   E l e m e n t I d = " 6 8 6 2 9 9 2 1 "   D a t a T y p e = " L a b e l " > C u r r R e p o r t P a g e N o C a p t < / C u r r R e p o r t P a g e N o C a p t > + 
+         < D e s c _ I t e m   E l e m e n t T y p e = " C o l u m n "   E l e m e n t I d = " 9 9 0 9 0 4 5 5 8 "   D a t a T y p e = " T e x t " > D e s c _ I t e m < / D e s c _ I t e m > + 
+         < I t e m F i l t e r   E l e m e n t T y p e = " C o l u m n "   E l e m e n t I d = " 5 9 3 7 9 7 3 7 6 "   D a t a T y p e = " T e x t " > I t e m F i l t e r < / I t e m F i l t e r > + 
+         < I t e m T a b l e C a p t i o n F i l t e r   E l e m e n t T y p e = " C o l u m n "   E l e m e n t I d = " 1 0 6 9 5 5 1 8 3 2 "   D a t a T y p e = " S t r i n g " > I t e m T a b l e C a p t i o n F i l t e r < / I t e m T a b l e C a p t i o n F i l t e r > + 
+         < L e v e l C a p t   E l e m e n t T y p e = " C o l u m n "   E l e m e n t I d = " 1 7 0 6 0 8 6 2 5 1 "   D a t a T y p e = " L a b e l " > L e v e l C a p t < / L e v e l C a p t > + 
+         < N o _ I t e m   E l e m e n t T y p e = " C o l u m n "   E l e m e n t I d = " 1 5 4 7 7 6 9 6 5 4 "   D a t a T y p e = " C o d e " > N o _ I t e m < / N o _ I t e m > + 
+         < Q t y E x p l o s i o n o f B O M C a p t   E l e m e n t T y p e = " C o l u m n "   E l e m e n t I d = " 1 2 0 3 9 6 9 3 2 5 "   D a t a T y p e = " L a b e l " > Q t y E x p l o s i o n o f B O M C a p t < / Q t y E x p l o s i o n o f B O M C a p t > + 
+         < T o d a y F o r m a t t e d   E l e m e n t T y p e = " C o l u m n "   E l e m e n t I d = " 2 7 0 4 5 1 4 0 "   D a t a T y p e = " S t r i n g " > T o d a y F o r m a t t e d < / T o d a y F o r m a t t e d > + 
+         < B O M L o o p   E l e m e n t T y p e = " D a t a I t e m "   E l e m e n t I d = " 1 9 4 5 9 6 8 6 4 1 " > + 
+             < I n t e g e r   E l e m e n t T y p e = " D a t a I t e m "   E l e m e n t I d = " 1 7 3 5 6 9 8 6 1 9 " > + 
+                 < B o m C o m p L e v e l D e s c   E l e m e n t T y p e = " C o l u m n "   E l e m e n t I d = " 1 7 7 5 8 3 5 8 6 7 "   D a t a T y p e = " T e x t " > B o m C o m p L e v e l D e s c < / B o m C o m p L e v e l D e s c > + 
+                 < B o m C o m p L e v e l N o   E l e m e n t T y p e = " C o l u m n "   E l e m e n t I d = " 6 9 9 5 8 0 8 9 3 "   D a t a T y p e = " C o d e " > B o m C o m p L e v e l N o < / B o m C o m p L e v e l N o > + 
+                 < B o m C o m p L e v e l Q t y   E l e m e n t T y p e = " C o l u m n "   E l e m e n t I d = " 1 3 1 2 7 2 0 1 7 0 "   D a t a T y p e = " D e c i m a l " > B o m C o m p L e v e l Q t y < / B o m C o m p L e v e l Q t y > + 
+                 < B o m C o m p L e v e l U O M C o d e   E l e m e n t T y p e = " C o l u m n "   E l e m e n t I d = " 7 4 6 8 4 8 7 5 2 "   D a t a T y p e = " C o d e " > B o m C o m p L e v e l U O M C o d e < / B o m C o m p L e v e l U O M C o d e > + 
+                 < B O M Q t y   E l e m e n t T y p e = " C o l u m n "   E l e m e n t I d = " 1 9 5 2 8 8 5 9 5 1 "   D a t a T y p e = " D e c i m a l " > B O M Q t y < / B O M Q t y > + 
+                 < F o r m a t L e v e l   E l e m e n t T y p e = " C o l u m n "   E l e m e n t I d = " 9 1 1 6 9 4 1 4 4 "   D a t a T y p e = " S t r i n g " > F o r m a t L e v e l < / F o r m a t L e v e l > + 
+                 < I n d e n t L e v e l   E l e m e n t T y p e = " C o l u m n "   E l e m e n t I d = " 1 4 7 6 4 5 5 0 5 7 "   D a t a T y p e = " T e x t " > I n d e n t L e v e l < / I n d e n t L e v e l > + 
+             < / I n t e g e r > + 
+         < / B O M L o o p > + 
+     < / I t e m > + 
+ < / N a v W o r d R e p o r t X m l P a r t > 
 </file>
 
 <file path=customXml/itemProps1.xml><?xml version="1.0" encoding="utf-8"?>

--- a/src/Layers/W1/BaseApp/Manufacturing/Reports/QuantityExplosionofBOM.docx
+++ b/src/Layers/W1/BaseApp/Manufacturing/Reports/QuantityExplosionofBOM.docx
@@ -3639,6 +3639,8 @@
  
              < R e p o r t N a m e > R e p o r t   N a m e < / R e p o r t N a m e >   
+             < R e p o r t C a p t i o n > R e p o r t   C a p t i o n < / R e p o r t C a p t i o n > + 
              < A b o u t T h i s R e p o r t T i t l e > A b o u t   T h i s   R e p o r t   T i t l e < / A b o u t T h i s R e p o r t T i t l e >   
              < A b o u t T h i s R e p o r t T e x t > A b o u t   T h i s   R e p o r t   T e x t < / A b o u t T h i s R e p o r t T e x t > @@ -3693,21 +3695,21 @@
  
              < C o m p a n y A d d r e s s L i n e s >   
-                 < C o m p a n y A d d r e s s L i n e > C o m p a n y   A d d r e s s   L i n e   1 < / C o m p a n y A d d r e s s L i n e > - 
-                 < C o m p a n y A d d r e s s L i n e > C o m p a n y   A d d r e s s   L i n e   2 < / C o m p a n y A d d r e s s L i n e > - 
-                 < C o m p a n y A d d r e s s L i n e > C o m p a n y   A d d r e s s   L i n e   3 < / C o m p a n y A d d r e s s L i n e > - 
-                 < C o m p a n y A d d r e s s L i n e > C o m p a n y   A d d r e s s   L i n e   4 < / C o m p a n y A d d r e s s L i n e > - 
-                 < C o m p a n y A d d r e s s L i n e > C o m p a n y   A d d r e s s   L i n e   5 < / C o m p a n y A d d r e s s L i n e > - 
-                 < C o m p a n y A d d r e s s L i n e > C o m p a n y   A d d r e s s   L i n e   6 < / C o m p a n y A d d r e s s L i n e > - 
-                 < C o m p a n y A d d r e s s L i n e > C o m p a n y   A d d r e s s   L i n e   7 < / C o m p a n y A d d r e s s L i n e > - 
-                 < C o m p a n y A d d r e s s L i n e > C o m p a n y   A d d r e s s   L i n e   8 < / C o m p a n y A d d r e s s L i n e > +                 < C o m p a n y A d d r e s s L i n e 1 > C o m p a n y   A d d r e s s   L i n e   1 < / C o m p a n y A d d r e s s L i n e 1 > + 
+                 < C o m p a n y A d d r e s s L i n e 2 > C o m p a n y   A d d r e s s   L i n e   2 < / C o m p a n y A d d r e s s L i n e 2 > + 
+                 < C o m p a n y A d d r e s s L i n e 3 > C o m p a n y   A d d r e s s   L i n e   3 < / C o m p a n y A d d r e s s L i n e 3 > + 
+                 < C o m p a n y A d d r e s s L i n e 4 > C o m p a n y   A d d r e s s   L i n e   4 < / C o m p a n y A d d r e s s L i n e 4 > + 
+                 < C o m p a n y A d d r e s s L i n e 5 > C o m p a n y   A d d r e s s   L i n e   5 < / C o m p a n y A d d r e s s L i n e 5 > + 
+                 < C o m p a n y A d d r e s s L i n e 6 > C o m p a n y   A d d r e s s   L i n e   6 < / C o m p a n y A d d r e s s L i n e 6 > + 
+                 < C o m p a n y A d d r e s s L i n e 7 > C o m p a n y   A d d r e s s   L i n e   7 < / C o m p a n y A d d r e s s L i n e 7 > + 
+                 < C o m p a n y A d d r e s s L i n e 8 > C o m p a n y   A d d r e s s   L i n e   8 < / C o m p a n y A d d r e s s L i n e 8 >   
              < / C o m p a n y A d d r e s s L i n e s >   
@@ -3896,6 +3898,8 @@
  
              < R e p o r t N a m e > R e p o r t   N a m e < / R e p o r t N a m e >   
+             < R e p o r t C a p t i o n > R e p o r t   C a p t i o n < / R e p o r t C a p t i o n > + 
              < A b o u t T h i s R e p o r t T i t l e > A b o u t   T h i s   R e p o r t   T i t l e < / A b o u t T h i s R e p o r t T i t l e >   
              < A b o u t T h i s R e p o r t T e x t > A b o u t   T h i s   R e p o r t   T e x t < / A b o u t T h i s R e p o r t T e x t > @@ -3950,21 +3954,21 @@
  
              < C o m p a n y A d d r e s s L i n e s >   
-                 < C o m p a n y A d d r e s s L i n e > C o m p a n y   A d d r e s s   L i n e   1 < / C o m p a n y A d d r e s s L i n e > - 
-                 < C o m p a n y A d d r e s s L i n e > C o m p a n y   A d d r e s s   L i n e   2 < / C o m p a n y A d d r e s s L i n e > - 
-                 < C o m p a n y A d d r e s s L i n e > C o m p a n y   A d d r e s s   L i n e   3 < / C o m p a n y A d d r e s s L i n e > - 
-                 < C o m p a n y A d d r e s s L i n e > C o m p a n y   A d d r e s s   L i n e   4 < / C o m p a n y A d d r e s s L i n e > - 
-                 < C o m p a n y A d d r e s s L i n e > C o m p a n y   A d d r e s s   L i n e   5 < / C o m p a n y A d d r e s s L i n e > - 
-                 < C o m p a n y A d d r e s s L i n e > C o m p a n y   A d d r e s s   L i n e   6 < / C o m p a n y A d d r e s s L i n e > - 
-                 < C o m p a n y A d d r e s s L i n e > C o m p a n y   A d d r e s s   L i n e   7 < / C o m p a n y A d d r e s s L i n e > - 
-                 < C o m p a n y A d d r e s s L i n e > C o m p a n y   A d d r e s s   L i n e   8 < / C o m p a n y A d d r e s s L i n e > +                 < C o m p a n y A d d r e s s L i n e 1 > C o m p a n y   A d d r e s s   L i n e   1 < / C o m p a n y A d d r e s s L i n e 1 > + 
+                 < C o m p a n y A d d r e s s L i n e 2 > C o m p a n y   A d d r e s s   L i n e   2 < / C o m p a n y A d d r e s s L i n e 2 > + 
+                 < C o m p a n y A d d r e s s L i n e 3 > C o m p a n y   A d d r e s s   L i n e   3 < / C o m p a n y A d d r e s s L i n e 3 > + 
+                 < C o m p a n y A d d r e s s L i n e 4 > C o m p a n y   A d d r e s s   L i n e   4 < / C o m p a n y A d d r e s s L i n e 4 > + 
+                 < C o m p a n y A d d r e s s L i n e 5 > C o m p a n y   A d d r e s s   L i n e   5 < / C o m p a n y A d d r e s s L i n e 5 > + 
+                 < C o m p a n y A d d r e s s L i n e 6 > C o m p a n y   A d d r e s s   L i n e   6 < / C o m p a n y A d d r e s s L i n e 6 > + 
+                 < C o m p a n y A d d r e s s L i n e 7 > C o m p a n y   A d d r e s s   L i n e   7 < / C o m p a n y A d d r e s s L i n e 7 > + 
+                 < C o m p a n y A d d r e s s L i n e 8 > C o m p a n y   A d d r e s s   L i n e   8 < / C o m p a n y A d d r e s s L i n e 8 >   
              < / C o m p a n y A d d r e s s L i n e s >   

--- a/src/Layers/W1/BaseApp/Manufacturing/Reports/QuantityExplosionofBOM.docx
+++ b/src/Layers/W1/BaseApp/Manufacturing/Reports/QuantityExplosionofBOM.docx
@@ -609,7 +609,7 @@
                       <w:szCs w:val="16"/>
                     </w:rPr>
                     <w:alias w:val="#Nav: /Item/No_Item"/>
-                    <w:tag w:val="#Nav: Quantity_Explosion_of_BOM/99000753"/>
+                    <w:tag w:val="#Nav: Quantity_Explosion_of_BOM/50000"/>
                     <w:id w:val="1495835009"/>
                     <w:placeholder>
                       <w:docPart w:val="F2DD97FDD0BA4F7DA971CC96B51EB11E"/>
@@ -662,7 +662,7 @@
                       <w:szCs w:val="16"/>
                     </w:rPr>
                     <w:alias w:val="#Nav: /Item/Desc_Item"/>
-                    <w:tag w:val="#Nav: Quantity_Explosion_of_BOM/99000753"/>
+                    <w:tag w:val="#Nav: Quantity_Explosion_of_BOM/50000"/>
                     <w:id w:val="1049500834"/>
                     <w:placeholder>
                       <w:docPart w:val="F2DD97FDD0BA4F7DA971CC96B51EB11E"/>
@@ -759,7 +759,7 @@
                                   <w:szCs w:val="16"/>
                                 </w:rPr>
                                 <w:alias w:val="#Nav: /Item/BOMLoop/Integer/IndentLevel"/>
-                                <w:tag w:val="#Nav: Quantity_Explosion_of_BOM/99000753"/>
+                                <w:tag w:val="#Nav: QuantityExplosionofBOM/50013"/>
                                 <w:id w:val="-871612063"/>
                                 <w:placeholder>
                                   <w:docPart w:val="DefaultPlaceholder_-1854013440"/>
@@ -787,7 +787,7 @@
                                   <w:szCs w:val="16"/>
                                 </w:rPr>
                                 <w:alias w:val="#Nav: /Item/BOMLoop/Integer/FormatLevel"/>
-                                <w:tag w:val="#Nav: Quantity_Explosion_of_BOM/99000753"/>
+                                <w:tag w:val="#Nav: Quantity_Explosion_of_BOM/50000"/>
                                 <w:id w:val="-578290602"/>
                                 <w:placeholder>
                                   <w:docPart w:val="19E7B974870C4B88BE9A2CD1A5DA4067"/>
@@ -816,7 +816,7 @@
                               <w:szCs w:val="16"/>
                             </w:rPr>
                             <w:alias w:val="#Nav: /Item/BOMLoop/Integer/BomCompLevelNo"/>
-                            <w:tag w:val="#Nav: Quantity_Explosion_of_BOM/99000753"/>
+                            <w:tag w:val="#Nav: Quantity_Explosion_of_BOM/50000"/>
                             <w:id w:val="805667889"/>
                             <w:placeholder>
                               <w:docPart w:val="19E7B974870C4B88BE9A2CD1A5DA4067"/>
@@ -860,7 +860,7 @@
                               <w:szCs w:val="16"/>
                             </w:rPr>
                             <w:alias w:val="#Nav: /Item/BOMLoop/Integer/BomCompLevelDesc"/>
-                            <w:tag w:val="#Nav: Quantity_Explosion_of_BOM/99000753"/>
+                            <w:tag w:val="#Nav: Quantity_Explosion_of_BOM/50000"/>
                             <w:id w:val="453063642"/>
                             <w:placeholder>
                               <w:docPart w:val="19E7B974870C4B88BE9A2CD1A5DA4067"/>
@@ -904,7 +904,7 @@
                               <w:szCs w:val="16"/>
                             </w:rPr>
                             <w:alias w:val="#Nav: /Item/BOMLoop/Integer/BomCompLevelQty"/>
-                            <w:tag w:val="#Nav: Quantity_Explosion_of_BOM/99000753"/>
+                            <w:tag w:val="#Nav: Quantity_Explosion_of_BOM/50000"/>
                             <w:id w:val="-918633997"/>
                             <w:placeholder>
                               <w:docPart w:val="19E7B974870C4B88BE9A2CD1A5DA4067"/>
@@ -949,7 +949,7 @@
                               <w:szCs w:val="16"/>
                             </w:rPr>
                             <w:alias w:val="#Nav: /Item/BOMLoop/Integer/BomCompLevelUOMCode"/>
-                            <w:tag w:val="#Nav: Quantity_Explosion_of_BOM/99000753"/>
+                            <w:tag w:val="#Nav: Quantity_Explosion_of_BOM/50000"/>
                             <w:id w:val="-115911836"/>
                             <w:placeholder>
                               <w:docPart w:val="19E7B974870C4B88BE9A2CD1A5DA4067"/>
@@ -1011,7 +1011,7 @@
                                   <w:szCs w:val="16"/>
                                 </w:rPr>
                                 <w:alias w:val="#Nav: /Item/BOMLoop/Integer/BOMQty"/>
-                                <w:tag w:val="#Nav: Quantity_Explosion_of_BOM/99000753"/>
+                                <w:tag w:val="#Nav: Quantity_Explosion_of_BOM/50000"/>
                                 <w:id w:val="1820381759"/>
                                 <w:placeholder>
                                   <w:docPart w:val="19E7B974870C4B88BE9A2CD1A5DA4067"/>
@@ -3619,556 +3619,95 @@
 <b:Sources xmlns:b="http://schemas.openxmlformats.org/officeDocument/2006/bibliography" xmlns="http://schemas.openxmlformats.org/officeDocument/2006/bibliography" SelectedStyle="\APASixthEditionOfficeOnline.xsl" StyleName="APA" Version="6"/>
 </file>
 
-<file path=customXml/item6.xml>��< ? x m l   v e r s i o n = " 1 . 0 "   e n c o d i n g = " u t f - 1 6 " ? > - 
- < N a v W o r d R e p o r t X m l P a r t   x m l n s = " u r n : m i c r o s o f t - d y n a m i c s - n a v / r e p o r t s / Q u a n t i t y _ E x p l o s i o n _ o f _ B O M / 9 9 0 0 0 7 5 3 / " > - 
-     < B C R e p o r t I n f o r m a t i o n > - 
-         < R e p o r t M e t a d a t a > - 
-             < E x t e n s i o n I d > E x t e n s i o n   I D < / E x t e n s i o n I d > - 
-             < E x t e n s i o n N a m e > E x t e n s i o n   N a m e < / E x t e n s i o n N a m e > - 
-             < E x t e n s i o n P u b l i s h e r > E x t e n s i o n   P u b l i s h e r < / E x t e n s i o n P u b l i s h e r > - 
-             < E x t e n s i o n V e r s i o n > E x t e n s i o n   V e r s i o n < / E x t e n s i o n V e r s i o n > - 
-             < R e p o r t I d > R e p o r t   I D < / R e p o r t I d > - 
-             < R e p o r t N a m e > R e p o r t   N a m e < / R e p o r t N a m e > - 
-             < R e p o r t C a p t i o n > R e p o r t   C a p t i o n < / R e p o r t C a p t i o n > - 
-             < A b o u t T h i s R e p o r t T i t l e > A b o u t   T h i s   R e p o r t   T i t l e < / A b o u t T h i s R e p o r t T i t l e > - 
-             < A b o u t T h i s R e p o r t T e x t > A b o u t   T h i s   R e p o r t   T e x t < / A b o u t T h i s R e p o r t T e x t > - 
-             < R e p o r t H e l p L i n k > R e p o r t   H e l p   L i n k < / R e p o r t H e l p L i n k > - 
-         < / R e p o r t M e t a d a t a > - 
-         < R e p o r t R e q u e s t > - 
-             < T e n a n t E n t r a I d > T e n a n t   E n t r a   I d < / T e n a n t E n t r a I d > - 
-             < E n v i r o n m e n t N a m e > E n v i r o n m e n t   N a m e < / E n v i r o n m e n t N a m e > - 
-             < E n v i r o n m e n t T y p e > E n v i r o n m e n t   T y p e < / E n v i r o n m e n t T y p e > - 
-             < C o m p a n y N a m e > C o m p a n y   N a m e < / C o m p a n y N a m e > - 
-             < C o m p a n y D i s p l a y N a m e > C o m p a n y   D i s p l a y   N a m e < / C o m p a n y D i s p l a y N a m e > - 
-             < C o m p a n y I d > C o m p a n y   I D < / C o m p a n y I d > - 
-             < U s e r N a m e > U s e r   N a m e < / U s e r N a m e > - 
-             < D a t e A n d T i m e > D a t e   a n d   T i m e < / D a t e A n d T i m e > - 
-             < L a n g u a g e > L a n g u a g e < / L a n g u a g e > - 
-             < F o r m a t R e g i o n > F o r m a t   R e g i o n < / F o r m a t R e g i o n > - 
-             < D a t e T i m e V a l u e s > - 
-                 < Y e a r > Y e a r < / Y e a r > - 
-                 < M o n t h N u m b e r > M o n t h   N u m b e r < / M o n t h N u m b e r > - 
-                 < D a y N u m b e r > D a y   N u m b e r < / D a y N u m b e r > - 
-                 < H o u r > H o u r < / H o u r > - 
-                 < M i n u t e > M i n u t e < / M i n u t e > - 
-             < / D a t e T i m e V a l u e s > - 
-         < / R e p o r t R e q u e s t > - 
-         < C o m p a n y M e t a d a t a > - 
-             < C o m p a n y N a m e > C o m p a n y   N a m e < / C o m p a n y N a m e > - 
-             < C o m p a n y D i s p l a y N a m e > C o m p a n y   D i s p l a y   N a m e < / C o m p a n y D i s p l a y N a m e > - 
-             < C o m p a n y A d d r e s s L i n e s > - 
-                 < C o m p a n y A d d r e s s L i n e 1 > C o m p a n y   A d d r e s s   L i n e   1 < / C o m p a n y A d d r e s s L i n e 1 > - 
-                 < C o m p a n y A d d r e s s L i n e 2 > C o m p a n y   A d d r e s s   L i n e   2 < / C o m p a n y A d d r e s s L i n e 2 > - 
-                 < C o m p a n y A d d r e s s L i n e 3 > C o m p a n y   A d d r e s s   L i n e   3 < / C o m p a n y A d d r e s s L i n e 3 > - 
-                 < C o m p a n y A d d r e s s L i n e 4 > C o m p a n y   A d d r e s s   L i n e   4 < / C o m p a n y A d d r e s s L i n e 4 > - 
-                 < C o m p a n y A d d r e s s L i n e 5 > C o m p a n y   A d d r e s s   L i n e   5 < / C o m p a n y A d d r e s s L i n e 5 > - 
-                 < C o m p a n y A d d r e s s L i n e 6 > C o m p a n y   A d d r e s s   L i n e   6 < / C o m p a n y A d d r e s s L i n e 6 > - 
-                 < C o m p a n y A d d r e s s L i n e 7 > C o m p a n y   A d d r e s s   L i n e   7 < / C o m p a n y A d d r e s s L i n e 7 > - 
-                 < C o m p a n y A d d r e s s L i n e 8 > C o m p a n y   A d d r e s s   L i n e   8 < / C o m p a n y A d d r e s s L i n e 8 > - 
-             < / C o m p a n y A d d r e s s L i n e s > - 
-             < C o m p a n y P h o n e > C o m p a n y   P h o n e < / C o m p a n y P h o n e > - 
-             < C o m p a n y P h o n e C a p t i o n > C o m p a n y   P h o n e   C a p t i o n < / C o m p a n y P h o n e C a p t i o n > - 
-             < C o m p a n y F a x N o > C o m p a n y   F a x   N o . < / C o m p a n y F a x N o > - 
-             < C o m p a n y F a x N o C a p t i o n > C o m p a n y   F a x   N o .   C a p t i o n < / C o m p a n y F a x N o C a p t i o n > - 
-             < C o m p a n y E m a i l > C o m p a n y   E m a i l < / C o m p a n y E m a i l > - 
-             < C o m p a n y E m a i l C a p t i o n > C o m p a n y   E m a i l   C a p t i o n < / C o m p a n y E m a i l C a p t i o n > - 
-             < C o m p a n y H o m e P a g e > C o m p a n y   H o m e   P a g e < / C o m p a n y H o m e P a g e > - 
-             < C o m p a n y H o m e P a g e C a p t i o n > C o m p a n y   H o m e   P a g e   C a p t i o n < / C o m p a n y H o m e P a g e C a p t i o n > - 
-             < C o m p a n y L o g o > C o m p a n y   L o g o < / C o m p a n y L o g o > - 
-             < C o m p a n y V A T R e g i s t r a t i o n N o > C o m p a n y   V A T   R e g i s t r a t i o n   N o . < / C o m p a n y V A T R e g i s t r a t i o n N o > - 
-             < C o m p a n y V A T R e g i s t r a t i o n N o C a p t i o n > C o m p a n y   V A T   R e g i s t r a t i o n   N o .   C a p t i o n < / C o m p a n y V A T R e g i s t r a t i o n N o C a p t i o n > - 
-             < C o m p a n y R e g i s t r a t i o n N o > C o m p a n y   R e g i s t r a t i o n   N o . < / C o m p a n y R e g i s t r a t i o n N o > - 
-             < C o m p a n y R e g i s t r a t i o n N o C a p t i o n > C o m p a n y   R e g i s t r a t i o n   N o .   C a p t i o n < / C o m p a n y R e g i s t r a t i o n N o C a p t i o n > - 
-             < C o m p a n y B a n k N a m e > C o m p a n y   B a n k   N a m e < / C o m p a n y B a n k N a m e > - 
-             < C o m p a n y B a n k N a m e C a p t i o n > C o m p a n y   B a n k   N a m e   C a p t i o n < / C o m p a n y B a n k N a m e C a p t i o n > - 
-             < C o m p a n y B a n k A c c o u n t N o > C o m p a n y   B a n k   A c c o u n t   N o . < / C o m p a n y B a n k A c c o u n t N o > - 
-             < C o m p a n y B a n k A c c o u n t N o C a p t i o n > C o m p a n y   B a n k   A c c o u n t   N o .   C a p t i o n < / C o m p a n y B a n k A c c o u n t N o C a p t i o n > - 
-             < C o m p a n y B a n k B r a n c h N o > C o m p a n y   B a n k   B r a n c h   N o . < / C o m p a n y B a n k B r a n c h N o > - 
-             < C o m p a n y B a n k B r a n c h N o C a p t i o n > C o m p a n y   B a n k   B r a n c h   N o .   C a p t i o n < / C o m p a n y B a n k B r a n c h N o C a p t i o n > - 
-             < C o m p a n y I B A N > C o m p a n y   I B A N < / C o m p a n y I B A N > - 
-             < C o m p a n y I B A N C a p t i o n > C o m p a n y   I B A N   C a p t i o n < / C o m p a n y I B A N C a p t i o n > - 
-             < C o m p a n y B a n k S W I F T > C o m p a n y   B a n k   S W I F T < / C o m p a n y B a n k S W I F T > - 
-             < C o m p a n y B a n k S W I F T C a p t i o n > C o m p a n y   B a n k   S W I F T   C a p t i o n < / C o m p a n y B a n k S W I F T C a p t i o n > - 
-             < C o m p a n y G i r o N o > C o m p a n y   G i r o   N o . < / C o m p a n y G i r o N o > - 
-             < C o m p a n y G i r o N o C a p t i o n > C o m p a n y   G i r o   N o .   C a p t i o n < / C o m p a n y G i r o N o C a p t i o n > - 
-         < / C o m p a n y M e t a d a t a > - 
-     < / B C R e p o r t I n f o r m a t i o n > - 
-     < L a b e l s > - 
-         < A b o u t T h e R e p o r t L a b e l > A b o u t T h e R e p o r t L a b e l < / A b o u t T h e R e p o r t L a b e l > - 
-         < B o m C o m p L e v e l D e s c C a p t i o n > B o m C o m p L e v e l D e s c C a p t i o n < / B o m C o m p L e v e l D e s c C a p t i o n > - 
-         < B o m C o m p L e v e l N o C a p t i o n > B o m C o m p L e v e l N o C a p t i o n < / B o m C o m p L e v e l N o C a p t i o n > - 
-         < B o m C o m p L e v e l Q t y C a p t i o n > B o m C o m p L e v e l Q t y C a p t i o n < / B o m C o m p L e v e l Q t y C a p t i o n > - 
-         < B o m C o m p L e v e l U O M C o d e C a p t i o n > B o m C o m p L e v e l U O M C o d e C a p t i o n < / B o m C o m p L e v e l U O M C o d e C a p t i o n > - 
-         < B O M Q t y C a p t > B O M Q t y C a p t < / B O M Q t y C a p t > - 
-         < B O M T o p L v l P r i n t > B O M T o p L v l P r i n t < / B O M T o p L v l P r i n t > - 
-         < C a l c u l a t i o n D a t e L a b e l > C a l c u l a t i o n D a t e L a b e l < / C a l c u l a t i o n D a t e L a b e l > - 
-         < C o m p a n y L a b e l > C o m p a n y L a b e l < / C o m p a n y L a b e l > - 
-         < D a t a R e t r i e v e d > D a t a R e t r i e v e d < / D a t a R e t r i e v e d > - 
-         < D e s c _ I t e m C a p t i o n > D e s c _ I t e m C a p t i o n < / D e s c _ I t e m C a p t i o n > - 
-         < D o c u m e n t a t i o n L a b e l > D o c u m e n t a t i o n L a b e l < / D o c u m e n t a t i o n L a b e l > - 
-         < E n v i r o n m e n t L a b e l > E n v i r o n m e n t L a b e l < / E n v i r o n m e n t L a b e l > - 
-         < I t e m D e s c > I t e m D e s c < / I t e m D e s c > - 
-         < I t e m N o > I t e m N o < / I t e m N o > - 
-         < L e v e l > L e v e l < / L e v e l > - 
-         < N o _ I t e m C a p t i o n > N o _ I t e m C a p t i o n < / N o _ I t e m C a p t i o n > - 
-         < Q t y E x p l o s i o n O f B O M A n a l y s i s > Q t y E x p l o s i o n O f B O M A n a l y s i s < / Q t y E x p l o s i o n O f B O M A n a l y s i s > - 
-         < Q t y E x p l o s i o n O f B O M A n a l y s i s L 1 > Q t y E x p l o s i o n O f B O M A n a l y s i s L 1 < / Q t y E x p l o s i o n O f B O M A n a l y s i s L 1 > - 
-         < Q t y E x p l o s i o n O f B O M P r i n t > Q t y E x p l o s i o n O f B O M P r i n t < / Q t y E x p l o s i o n O f B O M P r i n t > - 
-         < Q u a n t i t y E x p l o s i o n O f B O M > Q u a n t i t y E x p l o s i o n O f B O M < / Q u a n t i t y E x p l o s i o n O f B O M > - 
-         < R e p o r t N a m e L a b e l > R e p o r t N a m e L a b e l < / R e p o r t N a m e L a b e l > - 
-         < R u n O n L a b e l > R u n O n L a b e l < / R u n O n L a b e l > - 
-         < U s e r L a b e l > U s e r L a b e l < / U s e r L a b e l > - 
-     < / L a b e l s > - 
-     < I t e m > - 
-         < A s O f C a l c D a t e > A s O f C a l c D a t e < / A s O f C a l c D a t e > - 
-         < B o m C o m p L e v e l D e s c C a p t > B o m C o m p L e v e l D e s c C a p t < / B o m C o m p L e v e l D e s c C a p t > - 
-         < B o m C o m p L e v e l N o C a p t > B o m C o m p L e v e l N o C a p t < / B o m C o m p L e v e l N o C a p t > - 
-         < B o m C o m p L e v e l Q t y C a p t > B o m C o m p L e v e l Q t y C a p t < / B o m C o m p L e v e l Q t y C a p t > - 
-         < B o m C o m p L e v e l U O M C o d e C a p t > B o m C o m p L e v e l U O M C o d e C a p t < / B o m C o m p L e v e l U O M C o d e C a p t > - 
-         < B O M Q t y C a p t i o n > B O M Q t y C a p t i o n < / B O M Q t y C a p t i o n > - 
-         < C o m p a n y N a m e > C o m p a n y N a m e < / C o m p a n y N a m e > - 
-         < C u r r R e p o r t P a g e N o C a p t > C u r r R e p o r t P a g e N o C a p t < / C u r r R e p o r t P a g e N o C a p t > - 
-         < D e s c _ I t e m > D e s c _ I t e m < / D e s c _ I t e m > - 
-         < I t e m F i l t e r > I t e m F i l t e r < / I t e m F i l t e r > - 
-         < I t e m T a b l e C a p t i o n F i l t e r > I t e m T a b l e C a p t i o n F i l t e r < / I t e m T a b l e C a p t i o n F i l t e r > - 
-         < L e v e l C a p t > L e v e l C a p t < / L e v e l C a p t > - 
-         < N o _ I t e m > N o _ I t e m < / N o _ I t e m > - 
-         < Q t y E x p l o s i o n o f B O M C a p t > Q t y E x p l o s i o n o f B O M C a p t < / Q t y E x p l o s i o n o f B O M C a p t > - 
-         < T o d a y F o r m a t t e d > T o d a y F o r m a t t e d < / T o d a y F o r m a t t e d > - 
-         < B O M L o o p > - 
-             < I n t e g e r > - 
-                 < B o m C o m p L e v e l D e s c > B o m C o m p L e v e l D e s c < / B o m C o m p L e v e l D e s c > - 
-                 < B o m C o m p L e v e l N o > B o m C o m p L e v e l N o < / B o m C o m p L e v e l N o > - 
-                 < B o m C o m p L e v e l Q t y > B o m C o m p L e v e l Q t y < / B o m C o m p L e v e l Q t y > - 
-                 < B o m C o m p L e v e l U O M C o d e > B o m C o m p L e v e l U O M C o d e < / B o m C o m p L e v e l U O M C o d e > - 
-                 < B O M Q t y > B O M Q t y < / B O M Q t y > - 
-                 < F o r m a t L e v e l > F o r m a t L e v e l < / F o r m a t L e v e l > - 
-                 < I n d e n t L e v e l > I n d e n t L e v e l < / I n d e n t L e v e l > - 
-             < / I n t e g e r > - 
-         < / B O M L o o p > - 
-     < / I t e m > - 
- < / N a v W o r d R e p o r t X m l P a r t > 
-</file>
-
-<file path=customXml/item7.xml>��< ? x m l   v e r s i o n = " 1 . 0 "   e n c o d i n g = " u t f - 1 6 " ? > - 
- < N a v W o r d R e p o r t X m l P a r t   x m l n s = " u r n : m i c r o s o f t - d y n a m i c s - b u s i n e s s c e n t r a l / i n t e r n a l / e x t e n d e d / r e p o r t s / Q u a n t i t y _ E x p l o s i o n _ o f _ B O M / 9 9 0 0 0 7 5 3 / " > - 
-     < B C R e p o r t I n f o r m a t i o n > - 
-         < R e p o r t M e t a d a t a > - 
-             < E x t e n s i o n I d > E x t e n s i o n   I D < / E x t e n s i o n I d > - 
-             < E x t e n s i o n N a m e > E x t e n s i o n   N a m e < / E x t e n s i o n N a m e > - 
-             < E x t e n s i o n P u b l i s h e r > E x t e n s i o n   P u b l i s h e r < / E x t e n s i o n P u b l i s h e r > - 
-             < E x t e n s i o n V e r s i o n > E x t e n s i o n   V e r s i o n < / E x t e n s i o n V e r s i o n > - 
-             < R e p o r t I d > R e p o r t   I D < / R e p o r t I d > - 
-             < R e p o r t N a m e > R e p o r t   N a m e < / R e p o r t N a m e > - 
-             < R e p o r t C a p t i o n > R e p o r t   C a p t i o n < / R e p o r t C a p t i o n > - 
-             < A b o u t T h i s R e p o r t T i t l e > A b o u t   T h i s   R e p o r t   T i t l e < / A b o u t T h i s R e p o r t T i t l e > - 
-             < A b o u t T h i s R e p o r t T e x t > A b o u t   T h i s   R e p o r t   T e x t < / A b o u t T h i s R e p o r t T e x t > - 
-             < R e p o r t H e l p L i n k > R e p o r t   H e l p   L i n k < / R e p o r t H e l p L i n k > - 
-         < / R e p o r t M e t a d a t a > - 
-         < R e p o r t R e q u e s t > - 
-             < T e n a n t E n t r a I d > T e n a n t   E n t r a   I d < / T e n a n t E n t r a I d > - 
-             < E n v i r o n m e n t N a m e > E n v i r o n m e n t   N a m e < / E n v i r o n m e n t N a m e > - 
-             < E n v i r o n m e n t T y p e > E n v i r o n m e n t   T y p e < / E n v i r o n m e n t T y p e > - 
-             < C o m p a n y N a m e > C o m p a n y   N a m e < / C o m p a n y N a m e > - 
-             < C o m p a n y D i s p l a y N a m e > C o m p a n y   D i s p l a y   N a m e < / C o m p a n y D i s p l a y N a m e > - 
-             < C o m p a n y I d > C o m p a n y   I D < / C o m p a n y I d > - 
-             < U s e r N a m e > U s e r   N a m e < / U s e r N a m e > - 
-             < D a t e A n d T i m e > D a t e   a n d   T i m e < / D a t e A n d T i m e > - 
-             < L a n g u a g e > L a n g u a g e < / L a n g u a g e > - 
-             < F o r m a t R e g i o n > F o r m a t   R e g i o n < / F o r m a t R e g i o n > - 
-             < D a t e T i m e V a l u e s > - 
-                 < Y e a r > Y e a r < / Y e a r > - 
-                 < M o n t h N u m b e r > M o n t h   N u m b e r < / M o n t h N u m b e r > - 
-                 < D a y N u m b e r > D a y   N u m b e r < / D a y N u m b e r > - 
-                 < H o u r > H o u r < / H o u r > - 
-                 < M i n u t e > M i n u t e < / M i n u t e > - 
-             < / D a t e T i m e V a l u e s > - 
-         < / R e p o r t R e q u e s t > - 
-         < C o m p a n y M e t a d a t a > - 
-             < C o m p a n y N a m e > C o m p a n y   N a m e < / C o m p a n y N a m e > - 
-             < C o m p a n y D i s p l a y N a m e > C o m p a n y   D i s p l a y   N a m e < / C o m p a n y D i s p l a y N a m e > - 
-             < C o m p a n y A d d r e s s L i n e s > - 
-                 < C o m p a n y A d d r e s s L i n e 1 > C o m p a n y   A d d r e s s   L i n e   1 < / C o m p a n y A d d r e s s L i n e 1 > - 
-                 < C o m p a n y A d d r e s s L i n e 2 > C o m p a n y   A d d r e s s   L i n e   2 < / C o m p a n y A d d r e s s L i n e 2 > - 
-                 < C o m p a n y A d d r e s s L i n e 3 > C o m p a n y   A d d r e s s   L i n e   3 < / C o m p a n y A d d r e s s L i n e 3 > - 
-                 < C o m p a n y A d d r e s s L i n e 4 > C o m p a n y   A d d r e s s   L i n e   4 < / C o m p a n y A d d r e s s L i n e 4 > - 
-                 < C o m p a n y A d d r e s s L i n e 5 > C o m p a n y   A d d r e s s   L i n e   5 < / C o m p a n y A d d r e s s L i n e 5 > - 
-                 < C o m p a n y A d d r e s s L i n e 6 > C o m p a n y   A d d r e s s   L i n e   6 < / C o m p a n y A d d r e s s L i n e 6 > - 
-                 < C o m p a n y A d d r e s s L i n e 7 > C o m p a n y   A d d r e s s   L i n e   7 < / C o m p a n y A d d r e s s L i n e 7 > - 
-                 < C o m p a n y A d d r e s s L i n e 8 > C o m p a n y   A d d r e s s   L i n e   8 < / C o m p a n y A d d r e s s L i n e 8 > - 
-             < / C o m p a n y A d d r e s s L i n e s > - 
-             < C o m p a n y P h o n e > C o m p a n y   P h o n e < / C o m p a n y P h o n e > - 
-             < C o m p a n y P h o n e C a p t i o n > C o m p a n y   P h o n e   C a p t i o n < / C o m p a n y P h o n e C a p t i o n > - 
-             < C o m p a n y F a x N o > C o m p a n y   F a x   N o . < / C o m p a n y F a x N o > - 
-             < C o m p a n y F a x N o C a p t i o n > C o m p a n y   F a x   N o .   C a p t i o n < / C o m p a n y F a x N o C a p t i o n > - 
-             < C o m p a n y E m a i l > C o m p a n y   E m a i l < / C o m p a n y E m a i l > - 
-             < C o m p a n y E m a i l C a p t i o n > C o m p a n y   E m a i l   C a p t i o n < / C o m p a n y E m a i l C a p t i o n > - 
-             < C o m p a n y H o m e P a g e > C o m p a n y   H o m e   P a g e < / C o m p a n y H o m e P a g e > - 
-             < C o m p a n y H o m e P a g e C a p t i o n > C o m p a n y   H o m e   P a g e   C a p t i o n < / C o m p a n y H o m e P a g e C a p t i o n > - 
-             < C o m p a n y L o g o > C o m p a n y   L o g o < / C o m p a n y L o g o > - 
-             < C o m p a n y V A T R e g i s t r a t i o n N o > C o m p a n y   V A T   R e g i s t r a t i o n   N o . < / C o m p a n y V A T R e g i s t r a t i o n N o > - 
-             < C o m p a n y V A T R e g i s t r a t i o n N o C a p t i o n > C o m p a n y   V A T   R e g i s t r a t i o n   N o .   C a p t i o n < / C o m p a n y V A T R e g i s t r a t i o n N o C a p t i o n > - 
-             < C o m p a n y R e g i s t r a t i o n N o > C o m p a n y   R e g i s t r a t i o n   N o . < / C o m p a n y R e g i s t r a t i o n N o > - 
-             < C o m p a n y R e g i s t r a t i o n N o C a p t i o n > C o m p a n y   R e g i s t r a t i o n   N o .   C a p t i o n < / C o m p a n y R e g i s t r a t i o n N o C a p t i o n > - 
-             < C o m p a n y B a n k N a m e > C o m p a n y   B a n k   N a m e < / C o m p a n y B a n k N a m e > - 
-             < C o m p a n y B a n k N a m e C a p t i o n > C o m p a n y   B a n k   N a m e   C a p t i o n < / C o m p a n y B a n k N a m e C a p t i o n > - 
-             < C o m p a n y B a n k A c c o u n t N o > C o m p a n y   B a n k   A c c o u n t   N o . < / C o m p a n y B a n k A c c o u n t N o > - 
-             < C o m p a n y B a n k A c c o u n t N o C a p t i o n > C o m p a n y   B a n k   A c c o u n t   N o .   C a p t i o n < / C o m p a n y B a n k A c c o u n t N o C a p t i o n > - 
-             < C o m p a n y B a n k B r a n c h N o > C o m p a n y   B a n k   B r a n c h   N o . < / C o m p a n y B a n k B r a n c h N o > - 
-             < C o m p a n y B a n k B r a n c h N o C a p t i o n > C o m p a n y   B a n k   B r a n c h   N o .   C a p t i o n < / C o m p a n y B a n k B r a n c h N o C a p t i o n > - 
-             < C o m p a n y I B A N > C o m p a n y   I B A N < / C o m p a n y I B A N > - 
-             < C o m p a n y I B A N C a p t i o n > C o m p a n y   I B A N   C a p t i o n < / C o m p a n y I B A N C a p t i o n > - 
-             < C o m p a n y B a n k S W I F T > C o m p a n y   B a n k   S W I F T < / C o m p a n y B a n k S W I F T > - 
-             < C o m p a n y B a n k S W I F T C a p t i o n > C o m p a n y   B a n k   S W I F T   C a p t i o n < / C o m p a n y B a n k S W I F T C a p t i o n > - 
-             < C o m p a n y G i r o N o > C o m p a n y   G i r o   N o . < / C o m p a n y G i r o N o > - 
-             < C o m p a n y G i r o N o C a p t i o n > C o m p a n y   G i r o   N o .   C a p t i o n < / C o m p a n y G i r o N o C a p t i o n > - 
-         < / C o m p a n y M e t a d a t a > - 
-     < / B C R e p o r t I n f o r m a t i o n > - 
-     < L a b e l s > - 
-         < A b o u t T h e R e p o r t L a b e l   E l e m e n t T y p e = " P a r a m e t e r "   E l e m e n t I d = " 1 6 7 7 9 2 0 0 1 "   D a t a T y p e = " S t r i n g " > A b o u t T h e R e p o r t L a b e l < / A b o u t T h e R e p o r t L a b e l > - 
-         < B o m C o m p L e v e l D e s c C a p t i o n   E l e m e n t T y p e = " P a r a m e t e r "   E l e m e n t I d = " 1 7 7 5 8 3 5 8 6 7 "   D a t a T y p e = " S t r i n g " > B o m C o m p L e v e l D e s c C a p t i o n < / B o m C o m p L e v e l D e s c C a p t i o n > - 
-         < B o m C o m p L e v e l N o C a p t i o n   E l e m e n t T y p e = " P a r a m e t e r "   E l e m e n t I d = " 6 9 9 5 8 0 8 9 3 "   D a t a T y p e = " S t r i n g " > B o m C o m p L e v e l N o C a p t i o n < / B o m C o m p L e v e l N o C a p t i o n > - 
-         < B o m C o m p L e v e l Q t y C a p t i o n   E l e m e n t T y p e = " P a r a m e t e r "   E l e m e n t I d = " 1 3 1 2 7 2 0 1 7 0 "   D a t a T y p e = " S t r i n g " > B o m C o m p L e v e l Q t y C a p t i o n < / B o m C o m p L e v e l Q t y C a p t i o n > - 
-         < B o m C o m p L e v e l U O M C o d e C a p t i o n   E l e m e n t T y p e = " P a r a m e t e r "   E l e m e n t I d = " 7 4 6 8 4 8 7 5 2 "   D a t a T y p e = " S t r i n g " > B o m C o m p L e v e l U O M C o d e C a p t i o n < / B o m C o m p L e v e l U O M C o d e C a p t i o n > - 
-         < B O M Q t y C a p t   E l e m e n t T y p e = " P a r a m e t e r "   E l e m e n t I d = " 2 8 6 8 5 9 4 5 7 "   D a t a T y p e = " S t r i n g " > B O M Q t y C a p t < / B O M Q t y C a p t > - 
-         < B O M T o p L v l P r i n t   E l e m e n t T y p e = " P a r a m e t e r "   E l e m e n t I d = " 7 2 7 9 0 3 3 "   D a t a T y p e = " S t r i n g " > B O M T o p L v l P r i n t < / B O M T o p L v l P r i n t > - 
-         < C a l c u l a t i o n D a t e L a b e l   E l e m e n t T y p e = " P a r a m e t e r "   E l e m e n t I d = " 6 8 2 7 2 6 8 7 0 "   D a t a T y p e = " S t r i n g " > C a l c u l a t i o n D a t e L a b e l < / C a l c u l a t i o n D a t e L a b e l > - 
-         < C o m p a n y L a b e l   E l e m e n t T y p e = " P a r a m e t e r "   E l e m e n t I d = " 3 4 6 7 6 0 3 4 8 "   D a t a T y p e = " S t r i n g " > C o m p a n y L a b e l < / C o m p a n y L a b e l > - 
-         < D a t a R e t r i e v e d   E l e m e n t T y p e = " P a r a m e t e r "   E l e m e n t I d = " 2 9 1 9 1 1 8 0 7 "   D a t a T y p e = " S t r i n g " > D a t a R e t r i e v e d < / D a t a R e t r i e v e d > - 
-         < D e s c _ I t e m C a p t i o n   E l e m e n t T y p e = " P a r a m e t e r "   E l e m e n t I d = " 9 9 0 9 0 4 5 5 8 "   D a t a T y p e = " S t r i n g " > D e s c _ I t e m C a p t i o n < / D e s c _ I t e m C a p t i o n > - 
-         < D o c u m e n t a t i o n L a b e l   E l e m e n t T y p e = " P a r a m e t e r "   E l e m e n t I d = " 1 7 3 8 9 2 4 8 1 5 "   D a t a T y p e = " S t r i n g " > D o c u m e n t a t i o n L a b e l < / D o c u m e n t a t i o n L a b e l > - 
-         < E n v i r o n m e n t L a b e l   E l e m e n t T y p e = " P a r a m e t e r "   E l e m e n t I d = " 8 1 8 8 1 6 5 9 0 "   D a t a T y p e = " S t r i n g " > E n v i r o n m e n t L a b e l < / E n v i r o n m e n t L a b e l > - 
-         < I t e m D e s c   E l e m e n t T y p e = " P a r a m e t e r "   E l e m e n t I d = " 6 8 9 3 4 1 9 5 9 "   D a t a T y p e = " S t r i n g " > I t e m D e s c < / I t e m D e s c > - 
-         < I t e m N o   E l e m e n t T y p e = " P a r a m e t e r "   E l e m e n t I d = " 1 8 1 4 6 8 1 6 3 1 "   D a t a T y p e = " S t r i n g " > I t e m N o < / I t e m N o > - 
-         < L e v e l   E l e m e n t T y p e = " P a r a m e t e r "   E l e m e n t I d = " 3 5 8 0 8 3 4 2 9 "   D a t a T y p e = " S t r i n g " > L e v e l < / L e v e l > - 
-         < N o _ I t e m C a p t i o n   E l e m e n t T y p e = " P a r a m e t e r "   E l e m e n t I d = " 1 5 4 7 7 6 9 6 5 4 "   D a t a T y p e = " S t r i n g " > N o _ I t e m C a p t i o n < / N o _ I t e m C a p t i o n > - 
-         < Q t y E x p l o s i o n O f B O M A n a l y s i s   E l e m e n t T y p e = " P a r a m e t e r "   E l e m e n t I d = " 1 3 6 4 3 6 6 3 6 7 "   D a t a T y p e = " S t r i n g " > Q t y E x p l o s i o n O f B O M A n a l y s i s < / Q t y E x p l o s i o n O f B O M A n a l y s i s > - 
-         < Q t y E x p l o s i o n O f B O M A n a l y s i s L 1   E l e m e n t T y p e = " P a r a m e t e r "   E l e m e n t I d = " 5 6 5 4 9 3 7 0 6 "   D a t a T y p e = " S t r i n g " > Q t y E x p l o s i o n O f B O M A n a l y s i s L 1 < / Q t y E x p l o s i o n O f B O M A n a l y s i s L 1 > - 
-         < Q t y E x p l o s i o n O f B O M P r i n t   E l e m e n t T y p e = " P a r a m e t e r "   E l e m e n t I d = " 1 1 3 6 1 3 5 0 3 6 "   D a t a T y p e = " S t r i n g " > Q t y E x p l o s i o n O f B O M P r i n t < / Q t y E x p l o s i o n O f B O M P r i n t > - 
-         < Q u a n t i t y E x p l o s i o n O f B O M   E l e m e n t T y p e = " P a r a m e t e r "   E l e m e n t I d = " 1 8 9 4 1 9 7 8 7 8 "   D a t a T y p e = " S t r i n g " > Q u a n t i t y E x p l o s i o n O f B O M < / Q u a n t i t y E x p l o s i o n O f B O M > - 
-         < R e p o r t N a m e L a b e l   E l e m e n t T y p e = " P a r a m e t e r "   E l e m e n t I d = " 1 0 2 2 2 9 2 9 8 2 "   D a t a T y p e = " S t r i n g " > R e p o r t N a m e L a b e l < / R e p o r t N a m e L a b e l > - 
-         < R u n O n L a b e l   E l e m e n t T y p e = " P a r a m e t e r "   E l e m e n t I d = " 1 1 1 9 0 3 7 5 9 5 "   D a t a T y p e = " S t r i n g " > R u n O n L a b e l < / R u n O n L a b e l > - 
-         < U s e r L a b e l   E l e m e n t T y p e = " P a r a m e t e r "   E l e m e n t I d = " 8 4 8 8 1 6 7 9 4 "   D a t a T y p e = " S t r i n g " > U s e r L a b e l < / U s e r L a b e l > - 
-     < / L a b e l s > - 
-     < T o o l t i p s > - 
-         < T o o l t i p   c o l u m n = " N o _ I t e m "   E l e m e n t I d = " 1 5 4 7 7 6 9 6 5 4 " > - 
-             < T o o l t i p T e x t   l a n g = " e n - U S " > S p e c i f i e s   t h e   n u m b e r   o f   t h e   i t e m . < / T o o l t i p T e x t > - 
-         < / T o o l t i p > - 
-         < T o o l t i p   c o l u m n = " D e s c _ I t e m "   E l e m e n t I d = " 9 9 0 9 0 4 5 5 8 " > - 
-             < T o o l t i p T e x t   l a n g = " e n - U S " > S p e c i f i e s   a   d e s c r i p t i o n   o f   t h e   i t e m . < / T o o l t i p T e x t > - 
-         < / T o o l t i p > - 
-         < T o o l t i p   c o l u m n = " B o m C o m p L e v e l N o "   E l e m e n t I d = " 6 9 9 5 8 0 8 9 3 " > - 
-             < T o o l t i p T e x t   l a n g = " e n - U S " > S p e c i f i e s   t h e   n u m b e r   o f   t h e   i n v o l v e d   e n t r y   o r   r e c o r d ,   a c c o r d i n g   t o   t h e   s p e c i f i e d   n u m b e r   s e r i e s . < / T o o l t i p T e x t > - 
-         < / T o o l t i p > - 
-         < T o o l t i p   c o l u m n = " B o m C o m p L e v e l D e s c "   E l e m e n t I d = " 1 7 7 5 8 3 5 8 6 7 " > - 
-             < T o o l t i p T e x t   l a n g = " e n - U S " > S p e c i f i e s   a   d e s c r i p t i o n   o f   t h e   p r o d u c t i o n   B O M   l i n e . < / T o o l t i p T e x t > - 
-         < / T o o l t i p > - 
-         < T o o l t i p   c o l u m n = " B o m C o m p L e v e l U O M C o d e "   E l e m e n t I d = " 7 4 6 8 4 8 7 5 2 " > - 
-             < T o o l t i p T e x t   l a n g = " e n - U S " > S p e c i f i e s   h o w   e a c h   u n i t   o f   t h e   i t e m   i s   m e a s u r e d ,   s u c h   a s   i n   p i e c e s   o r   t o n s .   B y   d e f a u l t ,   t h e   v a l u e   i n   t h e   B a s e   U n i t   o f   M e a s u r e   f i e l d   o n   t h e   i t e m   c a r d   i s   i n s e r t e d . < / T o o l t i p T e x t > - 
-         < / T o o l t i p > - 
-     < / T o o l t i p s > - 
-     < I t e m   E l e m e n t T y p e = " D a t a I t e m "   E l e m e n t I d = " 1 1 2 8 8 3 0 2 4 8 " > - 
-         < A s O f C a l c D a t e   E l e m e n t T y p e = " C o l u m n "   E l e m e n t I d = " 5 6 8 5 3 8 1 9 3 "   D a t a T y p e = " S t r i n g " > A s O f C a l c D a t e < / A s O f C a l c D a t e > - 
-         < B o m C o m p L e v e l D e s c C a p t   E l e m e n t T y p e = " C o l u m n "   E l e m e n t I d = " 6 0 1 1 9 7 3 5 5 "   D a t a T y p e = " L a b e l " > B o m C o m p L e v e l D e s c C a p t < / B o m C o m p L e v e l D e s c C a p t > - 
-         < B o m C o m p L e v e l N o C a p t   E l e m e n t T y p e = " C o l u m n "   E l e m e n t I d = " 1 3 8 6 3 6 1 5 3 3 "   D a t a T y p e = " L a b e l " > B o m C o m p L e v e l N o C a p t < / B o m C o m p L e v e l N o C a p t > - 
-         < B o m C o m p L e v e l Q t y C a p t   E l e m e n t T y p e = " C o l u m n "   E l e m e n t I d = " 2 9 2 9 5 0 3 4 4 "   D a t a T y p e = " L a b e l " > B o m C o m p L e v e l Q t y C a p t < / B o m C o m p L e v e l Q t y C a p t > - 
-         < B o m C o m p L e v e l U O M C o d e C a p t   E l e m e n t T y p e = " C o l u m n "   E l e m e n t I d = " 7 3 5 3 6 7 6 5 0 "   D a t a T y p e = " L a b e l " > B o m C o m p L e v e l U O M C o d e C a p t < / B o m C o m p L e v e l U O M C o d e C a p t > - 
-         < B O M Q t y C a p t i o n   E l e m e n t T y p e = " C o l u m n "   E l e m e n t I d = " 7 7 8 6 6 2 9 9 9 "   D a t a T y p e = " L a b e l " > B O M Q t y C a p t i o n < / B O M Q t y C a p t i o n > - 
-         < C o m p a n y N a m e   E l e m e n t T y p e = " C o l u m n "   E l e m e n t I d = " 1 5 9 5 4 7 7 3 9 5 "   D a t a T y p e = " S t r i n g " > C o m p a n y N a m e < / C o m p a n y N a m e > - 
-         < C u r r R e p o r t P a g e N o C a p t   E l e m e n t T y p e = " C o l u m n "   E l e m e n t I d = " 6 8 6 2 9 9 2 1 "   D a t a T y p e = " L a b e l " > C u r r R e p o r t P a g e N o C a p t < / C u r r R e p o r t P a g e N o C a p t > - 
-         < D e s c _ I t e m   E l e m e n t T y p e = " C o l u m n "   E l e m e n t I d = " 9 9 0 9 0 4 5 5 8 "   D a t a T y p e = " T e x t " > D e s c _ I t e m < / D e s c _ I t e m > - 
-         < I t e m F i l t e r   E l e m e n t T y p e = " C o l u m n "   E l e m e n t I d = " 5 9 3 7 9 7 3 7 6 "   D a t a T y p e = " T e x t " > I t e m F i l t e r < / I t e m F i l t e r > - 
-         < I t e m T a b l e C a p t i o n F i l t e r   E l e m e n t T y p e = " C o l u m n "   E l e m e n t I d = " 1 0 6 9 5 5 1 8 3 2 "   D a t a T y p e = " S t r i n g " > I t e m T a b l e C a p t i o n F i l t e r < / I t e m T a b l e C a p t i o n F i l t e r > - 
-         < L e v e l C a p t   E l e m e n t T y p e = " C o l u m n "   E l e m e n t I d = " 1 7 0 6 0 8 6 2 5 1 "   D a t a T y p e = " L a b e l " > L e v e l C a p t < / L e v e l C a p t > - 
-         < N o _ I t e m   E l e m e n t T y p e = " C o l u m n "   E l e m e n t I d = " 1 5 4 7 7 6 9 6 5 4 "   D a t a T y p e = " C o d e " > N o _ I t e m < / N o _ I t e m > - 
-         < Q t y E x p l o s i o n o f B O M C a p t   E l e m e n t T y p e = " C o l u m n "   E l e m e n t I d = " 1 2 0 3 9 6 9 3 2 5 "   D a t a T y p e = " L a b e l " > Q t y E x p l o s i o n o f B O M C a p t < / Q t y E x p l o s i o n o f B O M C a p t > - 
-         < T o d a y F o r m a t t e d   E l e m e n t T y p e = " C o l u m n "   E l e m e n t I d = " 2 7 0 4 5 1 4 0 "   D a t a T y p e = " S t r i n g " > T o d a y F o r m a t t e d < / T o d a y F o r m a t t e d > - 
-         < B O M L o o p   E l e m e n t T y p e = " D a t a I t e m "   E l e m e n t I d = " 1 9 4 5 9 6 8 6 4 1 " > - 
-             < I n t e g e r   E l e m e n t T y p e = " D a t a I t e m "   E l e m e n t I d = " 1 7 3 5 6 9 8 6 1 9 " > - 
-                 < B o m C o m p L e v e l D e s c   E l e m e n t T y p e = " C o l u m n "   E l e m e n t I d = " 1 7 7 5 8 3 5 8 6 7 "   D a t a T y p e = " T e x t " > B o m C o m p L e v e l D e s c < / B o m C o m p L e v e l D e s c > - 
-                 < B o m C o m p L e v e l N o   E l e m e n t T y p e = " C o l u m n "   E l e m e n t I d = " 6 9 9 5 8 0 8 9 3 "   D a t a T y p e = " C o d e " > B o m C o m p L e v e l N o < / B o m C o m p L e v e l N o > - 
-                 < B o m C o m p L e v e l Q t y   E l e m e n t T y p e = " C o l u m n "   E l e m e n t I d = " 1 3 1 2 7 2 0 1 7 0 "   D a t a T y p e = " D e c i m a l " > B o m C o m p L e v e l Q t y < / B o m C o m p L e v e l Q t y > - 
-                 < B o m C o m p L e v e l U O M C o d e   E l e m e n t T y p e = " C o l u m n "   E l e m e n t I d = " 7 4 6 8 4 8 7 5 2 "   D a t a T y p e = " C o d e " > B o m C o m p L e v e l U O M C o d e < / B o m C o m p L e v e l U O M C o d e > - 
-                 < B O M Q t y   E l e m e n t T y p e = " C o l u m n "   E l e m e n t I d = " 1 9 5 2 8 8 5 9 5 1 "   D a t a T y p e = " D e c i m a l " > B O M Q t y < / B O M Q t y > - 
-                 < F o r m a t L e v e l   E l e m e n t T y p e = " C o l u m n "   E l e m e n t I d = " 9 1 1 6 9 4 1 4 4 "   D a t a T y p e = " S t r i n g " > F o r m a t L e v e l < / F o r m a t L e v e l > - 
-                 < I n d e n t L e v e l   E l e m e n t T y p e = " C o l u m n "   E l e m e n t I d = " 1 4 7 6 4 5 5 0 5 7 "   D a t a T y p e = " T e x t " > I n d e n t L e v e l < / I n d e n t L e v e l > - 
-             < / I n t e g e r > - 
-         < / B O M L o o p > - 
-     < / I t e m > - 
- < / N a v W o r d R e p o r t X m l P a r t > 
+<file path=customXml/item6.xml><?xml version="1.0" encoding="utf-8"?>
+<NavWordReportXmlPart xmlns="urn:microsoft-dynamics-nav/reports/Quantity_Explosion_of_BOM/99000753/">
+  <BCReportInformation>
+    <ReportMetadata>
+      <ExtensionId>Extension ID</ExtensionId>
+      <ExtensionName>Extension Name</ExtensionName>
+      <ExtensionPublisher>Extension Publisher</ExtensionPublisher>
+      <ExtensionVersion>Extension Version</ExtensionVersion>
+      <ReportId>Report ID</ReportId>
+      <ReportName>Report Name</ReportName>
+      <AboutThisReportTitle>About This Report Title</AboutThisReportTitle>
+      <AboutThisReportText>About This Report Text</AboutThisReportText>
+      <ReportHelpLink>Report Help Link</ReportHelpLink>
+    </ReportMetadata>
+    <ReportRequest>
+      <TenantEntraId>Tenant Entra Id</TenantEntraId>
+      <EnvironmentName>Environment Name</EnvironmentName>
+      <EnvironmentType>Environment Type</EnvironmentType>
+      <CompanyName>Company Name</CompanyName>
+      <CompanyDisplayName>Company Display Name</CompanyDisplayName>
+      <CompanyId>Company ID</CompanyId>
+      <UserName>User Name</UserName>
+      <DateAndTime>Date and Time</DateAndTime>
+      <Language>Language</Language>
+      <FormatRegion>Format Region</FormatRegion>
+      <DateTimeValues>
+        <Year>Year</Year>
+        <MonthNumber>Month Number</MonthNumber>
+        <DayNumber>Day Number</DayNumber>
+        <Hour>Hour</Hour>
+        <Minute>Minute</Minute>
+      </DateTimeValues>
+    </ReportRequest>
+  </BCReportInformation>
+  <Labels>
+    <AboutTheReportLabel>AboutTheReportLabel</AboutTheReportLabel>
+    <BomCompLevelDescCaption>BomCompLevelDescCaption</BomCompLevelDescCaption>
+    <BomCompLevelNoCaption>BomCompLevelNoCaption</BomCompLevelNoCaption>
+    <BomCompLevelQtyCaption>BomCompLevelQtyCaption</BomCompLevelQtyCaption>
+    <BomCompLevelUOMCodeCaption>BomCompLevelUOMCodeCaption</BomCompLevelUOMCodeCaption>
+    <BOMQtyCapt>BOMQtyCapt</BOMQtyCapt>
+    <BOMTopLvlPrint>BOMTopLvlPrint</BOMTopLvlPrint>
+    <CalculationDateLabel>CalculationDateLabel</CalculationDateLabel>
+    <CompanyLabel>CompanyLabel</CompanyLabel>
+    <DataRetrieved>DataRetrieved</DataRetrieved>
+    <Desc_ItemCaption>Desc_ItemCaption</Desc_ItemCaption>
+    <DocumentationLabel>DocumentationLabel</DocumentationLabel>
+    <EnvironmentLabel>EnvironmentLabel</EnvironmentLabel>
+    <ItemDesc>ItemDesc</ItemDesc>
+    <ItemNo>ItemNo</ItemNo>
+    <Level>Level</Level>
+    <No_ItemCaption>No_ItemCaption</No_ItemCaption>
+    <QtyExplosionOfBOMAnalysis>QtyExplosionOfBOMAnalysis</QtyExplosionOfBOMAnalysis>
+    <QtyExplosionOfBOMAnalysisL1>QtyExplosionOfBOMAnalysisL1</QtyExplosionOfBOMAnalysisL1>
+    <QtyExplosionOfBOMPrint>QtyExplosionOfBOMPrint</QtyExplosionOfBOMPrint>
+    <QuantityExplosionOfBOM>QuantityExplosionOfBOM</QuantityExplosionOfBOM>
+    <ReportNameLabel>ReportNameLabel</ReportNameLabel>
+    <RunOnLabel>RunOnLabel</RunOnLabel>
+    <UserLabel>UserLabel</UserLabel>
+  </Labels>
+  <Item>
+    <AsOfCalcDate>AsOfCalcDate</AsOfCalcDate>
+    <BomCompLevelDescCapt>BomCompLevelDescCapt</BomCompLevelDescCapt>
+    <BomCompLevelNoCapt>BomCompLevelNoCapt</BomCompLevelNoCapt>
+    <BomCompLevelQtyCapt>BomCompLevelQtyCapt</BomCompLevelQtyCapt>
+    <BomCompLevelUOMCodeCapt>BomCompLevelUOMCodeCapt</BomCompLevelUOMCodeCapt>
+    <BOMQtyCaption>BOMQtyCaption</BOMQtyCaption>
+    <CompanyName>CompanyName</CompanyName>
+    <CurrReportPageNoCapt>CurrReportPageNoCapt</CurrReportPageNoCapt>
+    <Desc_Item>Desc_Item</Desc_Item>
+    <ItemFilter>ItemFilter</ItemFilter>
+    <ItemTableCaptionFilter>ItemTableCaptionFilter</ItemTableCaptionFilter>
+    <LevelCapt>LevelCapt</LevelCapt>
+    <No_Item>No_Item</No_Item>
+    <QtyExplosionofBOMCapt>QtyExplosionofBOMCapt</QtyExplosionofBOMCapt>
+    <TodayFormatted>TodayFormatted</TodayFormatted>
+    <BOMLoop>
+      <Integer>
+        <BomCompLevelDesc>BomCompLevelDesc</BomCompLevelDesc>
+        <BomCompLevelNo>BomCompLevelNo</BomCompLevelNo>
+        <BomCompLevelQty>BomCompLevelQty</BomCompLevelQty>
+        <BomCompLevelUOMCode>BomCompLevelUOMCode</BomCompLevelUOMCode>
+        <BOMQty>BOMQty</BOMQty>
+        <FormatLevel>FormatLevel</FormatLevel>
+        <IndentLevel>IndentLevel</IndentLevel>
+      </Integer>
+    </BOMLoop>
+  </Item>
+</NavWordReportXmlPart>
 </file>
 
 <file path=customXml/itemProps1.xml><?xml version="1.0" encoding="utf-8"?>

--- a/src/Layers/W1/BaseApp/Manufacturing/Reports/QuantityExplosionofBOM.docx
+++ b/src/Layers/W1/BaseApp/Manufacturing/Reports/QuantityExplosionofBOM.docx
@@ -609,7 +609,7 @@
                       <w:szCs w:val="16"/>
                     </w:rPr>
                     <w:alias w:val="#Nav: /Item/No_Item"/>
-                    <w:tag w:val="#Nav: Quantity_Explosion_of_BOM/50000"/>
+                    <w:tag w:val="#Nav: Quantity_Explosion_of_BOM/99000753"/>
                     <w:id w:val="1495835009"/>
                     <w:placeholder>
                       <w:docPart w:val="F2DD97FDD0BA4F7DA971CC96B51EB11E"/>
@@ -662,7 +662,7 @@
                       <w:szCs w:val="16"/>
                     </w:rPr>
                     <w:alias w:val="#Nav: /Item/Desc_Item"/>
-                    <w:tag w:val="#Nav: Quantity_Explosion_of_BOM/50000"/>
+                    <w:tag w:val="#Nav: Quantity_Explosion_of_BOM/99000753"/>
                     <w:id w:val="1049500834"/>
                     <w:placeholder>
                       <w:docPart w:val="F2DD97FDD0BA4F7DA971CC96B51EB11E"/>
@@ -759,7 +759,7 @@
                                   <w:szCs w:val="16"/>
                                 </w:rPr>
                                 <w:alias w:val="#Nav: /Item/BOMLoop/Integer/IndentLevel"/>
-                                <w:tag w:val="#Nav: QuantityExplosionofBOM/50013"/>
+                                <w:tag w:val="#Nav: Quantity_Explosion_of_BOM/99000753"/>
                                 <w:id w:val="-871612063"/>
                                 <w:placeholder>
                                   <w:docPart w:val="DefaultPlaceholder_-1854013440"/>
@@ -787,7 +787,7 @@
                                   <w:szCs w:val="16"/>
                                 </w:rPr>
                                 <w:alias w:val="#Nav: /Item/BOMLoop/Integer/FormatLevel"/>
-                                <w:tag w:val="#Nav: Quantity_Explosion_of_BOM/50000"/>
+                                <w:tag w:val="#Nav: Quantity_Explosion_of_BOM/99000753"/>
                                 <w:id w:val="-578290602"/>
                                 <w:placeholder>
                                   <w:docPart w:val="19E7B974870C4B88BE9A2CD1A5DA4067"/>
@@ -816,7 +816,7 @@
                               <w:szCs w:val="16"/>
                             </w:rPr>
                             <w:alias w:val="#Nav: /Item/BOMLoop/Integer/BomCompLevelNo"/>
-                            <w:tag w:val="#Nav: Quantity_Explosion_of_BOM/50000"/>
+                            <w:tag w:val="#Nav: Quantity_Explosion_of_BOM/99000753"/>
                             <w:id w:val="805667889"/>
                             <w:placeholder>
                               <w:docPart w:val="19E7B974870C4B88BE9A2CD1A5DA4067"/>
@@ -860,7 +860,7 @@
                               <w:szCs w:val="16"/>
                             </w:rPr>
                             <w:alias w:val="#Nav: /Item/BOMLoop/Integer/BomCompLevelDesc"/>
-                            <w:tag w:val="#Nav: Quantity_Explosion_of_BOM/50000"/>
+                            <w:tag w:val="#Nav: Quantity_Explosion_of_BOM/99000753"/>
                             <w:id w:val="453063642"/>
                             <w:placeholder>
                               <w:docPart w:val="19E7B974870C4B88BE9A2CD1A5DA4067"/>
@@ -904,7 +904,7 @@
                               <w:szCs w:val="16"/>
                             </w:rPr>
                             <w:alias w:val="#Nav: /Item/BOMLoop/Integer/BomCompLevelQty"/>
-                            <w:tag w:val="#Nav: Quantity_Explosion_of_BOM/50000"/>
+                            <w:tag w:val="#Nav: Quantity_Explosion_of_BOM/99000753"/>
                             <w:id w:val="-918633997"/>
                             <w:placeholder>
                               <w:docPart w:val="19E7B974870C4B88BE9A2CD1A5DA4067"/>
@@ -949,7 +949,7 @@
                               <w:szCs w:val="16"/>
                             </w:rPr>
                             <w:alias w:val="#Nav: /Item/BOMLoop/Integer/BomCompLevelUOMCode"/>
-                            <w:tag w:val="#Nav: Quantity_Explosion_of_BOM/50000"/>
+                            <w:tag w:val="#Nav: Quantity_Explosion_of_BOM/99000753"/>
                             <w:id w:val="-115911836"/>
                             <w:placeholder>
                               <w:docPart w:val="19E7B974870C4B88BE9A2CD1A5DA4067"/>
@@ -1011,7 +1011,7 @@
                                   <w:szCs w:val="16"/>
                                 </w:rPr>
                                 <w:alias w:val="#Nav: /Item/BOMLoop/Integer/BOMQty"/>
-                                <w:tag w:val="#Nav: Quantity_Explosion_of_BOM/50000"/>
+                                <w:tag w:val="#Nav: Quantity_Explosion_of_BOM/99000753"/>
                                 <w:id w:val="1820381759"/>
                                 <w:placeholder>
                                   <w:docPart w:val="19E7B974870C4B88BE9A2CD1A5DA4067"/>
@@ -3619,95 +3619,556 @@
 <b:Sources xmlns:b="http://schemas.openxmlformats.org/officeDocument/2006/bibliography" xmlns="http://schemas.openxmlformats.org/officeDocument/2006/bibliography" SelectedStyle="\APASixthEditionOfficeOnline.xsl" StyleName="APA" Version="6"/>
 </file>
 
-<file path=customXml/item6.xml><?xml version="1.0" encoding="utf-8"?>
-<NavWordReportXmlPart xmlns="urn:microsoft-dynamics-nav/reports/Quantity_Explosion_of_BOM/99000753/">
-  <BCReportInformation>
-    <ReportMetadata>
-      <ExtensionId>Extension ID</ExtensionId>
-      <ExtensionName>Extension Name</ExtensionName>
-      <ExtensionPublisher>Extension Publisher</ExtensionPublisher>
-      <ExtensionVersion>Extension Version</ExtensionVersion>
-      <ReportId>Report ID</ReportId>
-      <ReportName>Report Name</ReportName>
-      <AboutThisReportTitle>About This Report Title</AboutThisReportTitle>
-      <AboutThisReportText>About This Report Text</AboutThisReportText>
-      <ReportHelpLink>Report Help Link</ReportHelpLink>
-    </ReportMetadata>
-    <ReportRequest>
-      <TenantEntraId>Tenant Entra Id</TenantEntraId>
-      <EnvironmentName>Environment Name</EnvironmentName>
-      <EnvironmentType>Environment Type</EnvironmentType>
-      <CompanyName>Company Name</CompanyName>
-      <CompanyDisplayName>Company Display Name</CompanyDisplayName>
-      <CompanyId>Company ID</CompanyId>
-      <UserName>User Name</UserName>
-      <DateAndTime>Date and Time</DateAndTime>
-      <Language>Language</Language>
-      <FormatRegion>Format Region</FormatRegion>
-      <DateTimeValues>
-        <Year>Year</Year>
-        <MonthNumber>Month Number</MonthNumber>
-        <DayNumber>Day Number</DayNumber>
-        <Hour>Hour</Hour>
-        <Minute>Minute</Minute>
-      </DateTimeValues>
-    </ReportRequest>
-  </BCReportInformation>
-  <Labels>
-    <AboutTheReportLabel>AboutTheReportLabel</AboutTheReportLabel>
-    <BomCompLevelDescCaption>BomCompLevelDescCaption</BomCompLevelDescCaption>
-    <BomCompLevelNoCaption>BomCompLevelNoCaption</BomCompLevelNoCaption>
-    <BomCompLevelQtyCaption>BomCompLevelQtyCaption</BomCompLevelQtyCaption>
-    <BomCompLevelUOMCodeCaption>BomCompLevelUOMCodeCaption</BomCompLevelUOMCodeCaption>
-    <BOMQtyCapt>BOMQtyCapt</BOMQtyCapt>
-    <BOMTopLvlPrint>BOMTopLvlPrint</BOMTopLvlPrint>
-    <CalculationDateLabel>CalculationDateLabel</CalculationDateLabel>
-    <CompanyLabel>CompanyLabel</CompanyLabel>
-    <DataRetrieved>DataRetrieved</DataRetrieved>
-    <Desc_ItemCaption>Desc_ItemCaption</Desc_ItemCaption>
-    <DocumentationLabel>DocumentationLabel</DocumentationLabel>
-    <EnvironmentLabel>EnvironmentLabel</EnvironmentLabel>
-    <ItemDesc>ItemDesc</ItemDesc>
-    <ItemNo>ItemNo</ItemNo>
-    <Level>Level</Level>
-    <No_ItemCaption>No_ItemCaption</No_ItemCaption>
-    <QtyExplosionOfBOMAnalysis>QtyExplosionOfBOMAnalysis</QtyExplosionOfBOMAnalysis>
-    <QtyExplosionOfBOMAnalysisL1>QtyExplosionOfBOMAnalysisL1</QtyExplosionOfBOMAnalysisL1>
-    <QtyExplosionOfBOMPrint>QtyExplosionOfBOMPrint</QtyExplosionOfBOMPrint>
-    <QuantityExplosionOfBOM>QuantityExplosionOfBOM</QuantityExplosionOfBOM>
-    <ReportNameLabel>ReportNameLabel</ReportNameLabel>
-    <RunOnLabel>RunOnLabel</RunOnLabel>
-    <UserLabel>UserLabel</UserLabel>
-  </Labels>
-  <Item>
-    <AsOfCalcDate>AsOfCalcDate</AsOfCalcDate>
-    <BomCompLevelDescCapt>BomCompLevelDescCapt</BomCompLevelDescCapt>
-    <BomCompLevelNoCapt>BomCompLevelNoCapt</BomCompLevelNoCapt>
-    <BomCompLevelQtyCapt>BomCompLevelQtyCapt</BomCompLevelQtyCapt>
-    <BomCompLevelUOMCodeCapt>BomCompLevelUOMCodeCapt</BomCompLevelUOMCodeCapt>
-    <BOMQtyCaption>BOMQtyCaption</BOMQtyCaption>
-    <CompanyName>CompanyName</CompanyName>
-    <CurrReportPageNoCapt>CurrReportPageNoCapt</CurrReportPageNoCapt>
-    <Desc_Item>Desc_Item</Desc_Item>
-    <ItemFilter>ItemFilter</ItemFilter>
-    <ItemTableCaptionFilter>ItemTableCaptionFilter</ItemTableCaptionFilter>
-    <LevelCapt>LevelCapt</LevelCapt>
-    <No_Item>No_Item</No_Item>
-    <QtyExplosionofBOMCapt>QtyExplosionofBOMCapt</QtyExplosionofBOMCapt>
-    <TodayFormatted>TodayFormatted</TodayFormatted>
-    <BOMLoop>
-      <Integer>
-        <BomCompLevelDesc>BomCompLevelDesc</BomCompLevelDesc>
-        <BomCompLevelNo>BomCompLevelNo</BomCompLevelNo>
-        <BomCompLevelQty>BomCompLevelQty</BomCompLevelQty>
-        <BomCompLevelUOMCode>BomCompLevelUOMCode</BomCompLevelUOMCode>
-        <BOMQty>BOMQty</BOMQty>
-        <FormatLevel>FormatLevel</FormatLevel>
-        <IndentLevel>IndentLevel</IndentLevel>
-      </Integer>
-    </BOMLoop>
-  </Item>
-</NavWordReportXmlPart>
+<file path=customXml/item6.xml>��< ? x m l   v e r s i o n = " 1 . 0 "   e n c o d i n g = " u t f - 1 6 " ? > + 
+ < N a v W o r d R e p o r t X m l P a r t   x m l n s = " u r n : m i c r o s o f t - d y n a m i c s - n a v / r e p o r t s / Q u a n t i t y _ E x p l o s i o n _ o f _ B O M / 9 9 0 0 0 7 5 3 / " > + 
+     < B C R e p o r t I n f o r m a t i o n > + 
+         < R e p o r t M e t a d a t a > + 
+             < E x t e n s i o n I d > E x t e n s i o n   I D < / E x t e n s i o n I d > + 
+             < E x t e n s i o n N a m e > E x t e n s i o n   N a m e < / E x t e n s i o n N a m e > + 
+             < E x t e n s i o n P u b l i s h e r > E x t e n s i o n   P u b l i s h e r < / E x t e n s i o n P u b l i s h e r > + 
+             < E x t e n s i o n V e r s i o n > E x t e n s i o n   V e r s i o n < / E x t e n s i o n V e r s i o n > + 
+             < R e p o r t I d > R e p o r t   I D < / R e p o r t I d > + 
+             < R e p o r t N a m e > R e p o r t   N a m e < / R e p o r t N a m e > + 
+             < R e p o r t C a p t i o n > R e p o r t   C a p t i o n < / R e p o r t C a p t i o n > + 
+             < A b o u t T h i s R e p o r t T i t l e > A b o u t   T h i s   R e p o r t   T i t l e < / A b o u t T h i s R e p o r t T i t l e > + 
+             < A b o u t T h i s R e p o r t T e x t > A b o u t   T h i s   R e p o r t   T e x t < / A b o u t T h i s R e p o r t T e x t > + 
+             < R e p o r t H e l p L i n k > R e p o r t   H e l p   L i n k < / R e p o r t H e l p L i n k > + 
+         < / R e p o r t M e t a d a t a > + 
+         < R e p o r t R e q u e s t > + 
+             < T e n a n t E n t r a I d > T e n a n t   E n t r a   I d < / T e n a n t E n t r a I d > + 
+             < E n v i r o n m e n t N a m e > E n v i r o n m e n t   N a m e < / E n v i r o n m e n t N a m e > + 
+             < E n v i r o n m e n t T y p e > E n v i r o n m e n t   T y p e < / E n v i r o n m e n t T y p e > + 
+             < C o m p a n y N a m e > C o m p a n y   N a m e < / C o m p a n y N a m e > + 
+             < C o m p a n y D i s p l a y N a m e > C o m p a n y   D i s p l a y   N a m e < / C o m p a n y D i s p l a y N a m e > + 
+             < C o m p a n y I d > C o m p a n y   I D < / C o m p a n y I d > + 
+             < U s e r N a m e > U s e r   N a m e < / U s e r N a m e > + 
+             < D a t e A n d T i m e > D a t e   a n d   T i m e < / D a t e A n d T i m e > + 
+             < L a n g u a g e > L a n g u a g e < / L a n g u a g e > + 
+             < F o r m a t R e g i o n > F o r m a t   R e g i o n < / F o r m a t R e g i o n > + 
+             < D a t e T i m e V a l u e s > + 
+                 < Y e a r > Y e a r < / Y e a r > + 
+                 < M o n t h N u m b e r > M o n t h   N u m b e r < / M o n t h N u m b e r > + 
+                 < D a y N u m b e r > D a y   N u m b e r < / D a y N u m b e r > + 
+                 < H o u r > H o u r < / H o u r > + 
+                 < M i n u t e > M i n u t e < / M i n u t e > + 
+             < / D a t e T i m e V a l u e s > + 
+         < / R e p o r t R e q u e s t > + 
+         < C o m p a n y M e t a d a t a > + 
+             < C o m p a n y N a m e > C o m p a n y   N a m e < / C o m p a n y N a m e > + 
+             < C o m p a n y D i s p l a y N a m e > C o m p a n y   D i s p l a y   N a m e < / C o m p a n y D i s p l a y N a m e > + 
+             < C o m p a n y A d d r e s s L i n e s > + 
+                 < C o m p a n y A d d r e s s L i n e 1 > C o m p a n y   A d d r e s s   L i n e   1 < / C o m p a n y A d d r e s s L i n e 1 > + 
+                 < C o m p a n y A d d r e s s L i n e 2 > C o m p a n y   A d d r e s s   L i n e   2 < / C o m p a n y A d d r e s s L i n e 2 > + 
+                 < C o m p a n y A d d r e s s L i n e 3 > C o m p a n y   A d d r e s s   L i n e   3 < / C o m p a n y A d d r e s s L i n e 3 > + 
+                 < C o m p a n y A d d r e s s L i n e 4 > C o m p a n y   A d d r e s s   L i n e   4 < / C o m p a n y A d d r e s s L i n e 4 > + 
+                 < C o m p a n y A d d r e s s L i n e 5 > C o m p a n y   A d d r e s s   L i n e   5 < / C o m p a n y A d d r e s s L i n e 5 > + 
+                 < C o m p a n y A d d r e s s L i n e 6 > C o m p a n y   A d d r e s s   L i n e   6 < / C o m p a n y A d d r e s s L i n e 6 > + 
+                 < C o m p a n y A d d r e s s L i n e 7 > C o m p a n y   A d d r e s s   L i n e   7 < / C o m p a n y A d d r e s s L i n e 7 > + 
+                 < C o m p a n y A d d r e s s L i n e 8 > C o m p a n y   A d d r e s s   L i n e   8 < / C o m p a n y A d d r e s s L i n e 8 > + 
+             < / C o m p a n y A d d r e s s L i n e s > + 
+             < C o m p a n y P h o n e > C o m p a n y   P h o n e < / C o m p a n y P h o n e > + 
+             < C o m p a n y P h o n e C a p t i o n > C o m p a n y   P h o n e   C a p t i o n < / C o m p a n y P h o n e C a p t i o n > + 
+             < C o m p a n y F a x N o > C o m p a n y   F a x   N o . < / C o m p a n y F a x N o > + 
+             < C o m p a n y F a x N o C a p t i o n > C o m p a n y   F a x   N o .   C a p t i o n < / C o m p a n y F a x N o C a p t i o n > + 
+             < C o m p a n y E m a i l > C o m p a n y   E m a i l < / C o m p a n y E m a i l > + 
+             < C o m p a n y E m a i l C a p t i o n > C o m p a n y   E m a i l   C a p t i o n < / C o m p a n y E m a i l C a p t i o n > + 
+             < C o m p a n y H o m e P a g e > C o m p a n y   H o m e   P a g e < / C o m p a n y H o m e P a g e > + 
+             < C o m p a n y H o m e P a g e C a p t i o n > C o m p a n y   H o m e   P a g e   C a p t i o n < / C o m p a n y H o m e P a g e C a p t i o n > + 
+             < C o m p a n y L o g o > C o m p a n y   L o g o < / C o m p a n y L o g o > + 
+             < C o m p a n y V A T R e g i s t r a t i o n N o > C o m p a n y   V A T   R e g i s t r a t i o n   N o . < / C o m p a n y V A T R e g i s t r a t i o n N o > + 
+             < C o m p a n y V A T R e g i s t r a t i o n N o C a p t i o n > C o m p a n y   V A T   R e g i s t r a t i o n   N o .   C a p t i o n < / C o m p a n y V A T R e g i s t r a t i o n N o C a p t i o n > + 
+             < C o m p a n y R e g i s t r a t i o n N o > C o m p a n y   R e g i s t r a t i o n   N o . < / C o m p a n y R e g i s t r a t i o n N o > + 
+             < C o m p a n y R e g i s t r a t i o n N o C a p t i o n > C o m p a n y   R e g i s t r a t i o n   N o .   C a p t i o n < / C o m p a n y R e g i s t r a t i o n N o C a p t i o n > + 
+             < C o m p a n y B a n k N a m e > C o m p a n y   B a n k   N a m e < / C o m p a n y B a n k N a m e > + 
+             < C o m p a n y B a n k N a m e C a p t i o n > C o m p a n y   B a n k   N a m e   C a p t i o n < / C o m p a n y B a n k N a m e C a p t i o n > + 
+             < C o m p a n y B a n k A c c o u n t N o > C o m p a n y   B a n k   A c c o u n t   N o . < / C o m p a n y B a n k A c c o u n t N o > + 
+             < C o m p a n y B a n k A c c o u n t N o C a p t i o n > C o m p a n y   B a n k   A c c o u n t   N o .   C a p t i o n < / C o m p a n y B a n k A c c o u n t N o C a p t i o n > + 
+             < C o m p a n y B a n k B r a n c h N o > C o m p a n y   B a n k   B r a n c h   N o . < / C o m p a n y B a n k B r a n c h N o > + 
+             < C o m p a n y B a n k B r a n c h N o C a p t i o n > C o m p a n y   B a n k   B r a n c h   N o .   C a p t i o n < / C o m p a n y B a n k B r a n c h N o C a p t i o n > + 
+             < C o m p a n y I B A N > C o m p a n y   I B A N < / C o m p a n y I B A N > + 
+             < C o m p a n y I B A N C a p t i o n > C o m p a n y   I B A N   C a p t i o n < / C o m p a n y I B A N C a p t i o n > + 
+             < C o m p a n y B a n k S W I F T > C o m p a n y   B a n k   S W I F T < / C o m p a n y B a n k S W I F T > + 
+             < C o m p a n y B a n k S W I F T C a p t i o n > C o m p a n y   B a n k   S W I F T   C a p t i o n < / C o m p a n y B a n k S W I F T C a p t i o n > + 
+             < C o m p a n y G i r o N o > C o m p a n y   G i r o   N o . < / C o m p a n y G i r o N o > + 
+             < C o m p a n y G i r o N o C a p t i o n > C o m p a n y   G i r o   N o .   C a p t i o n < / C o m p a n y G i r o N o C a p t i o n > + 
+         < / C o m p a n y M e t a d a t a > + 
+     < / B C R e p o r t I n f o r m a t i o n > + 
+     < L a b e l s > + 
+         < A b o u t T h e R e p o r t L a b e l > A b o u t T h e R e p o r t L a b e l < / A b o u t T h e R e p o r t L a b e l > + 
+         < B o m C o m p L e v e l D e s c C a p t i o n > B o m C o m p L e v e l D e s c C a p t i o n < / B o m C o m p L e v e l D e s c C a p t i o n > + 
+         < B o m C o m p L e v e l N o C a p t i o n > B o m C o m p L e v e l N o C a p t i o n < / B o m C o m p L e v e l N o C a p t i o n > + 
+         < B o m C o m p L e v e l Q t y C a p t i o n > B o m C o m p L e v e l Q t y C a p t i o n < / B o m C o m p L e v e l Q t y C a p t i o n > + 
+         < B o m C o m p L e v e l U O M C o d e C a p t i o n > B o m C o m p L e v e l U O M C o d e C a p t i o n < / B o m C o m p L e v e l U O M C o d e C a p t i o n > + 
+         < B O M Q t y C a p t > B O M Q t y C a p t < / B O M Q t y C a p t > + 
+         < B O M T o p L v l P r i n t > B O M T o p L v l P r i n t < / B O M T o p L v l P r i n t > + 
+         < C a l c u l a t i o n D a t e L a b e l > C a l c u l a t i o n D a t e L a b e l < / C a l c u l a t i o n D a t e L a b e l > + 
+         < C o m p a n y L a b e l > C o m p a n y L a b e l < / C o m p a n y L a b e l > + 
+         < D a t a R e t r i e v e d > D a t a R e t r i e v e d < / D a t a R e t r i e v e d > + 
+         < D e s c _ I t e m C a p t i o n > D e s c _ I t e m C a p t i o n < / D e s c _ I t e m C a p t i o n > + 
+         < D o c u m e n t a t i o n L a b e l > D o c u m e n t a t i o n L a b e l < / D o c u m e n t a t i o n L a b e l > + 
+         < E n v i r o n m e n t L a b e l > E n v i r o n m e n t L a b e l < / E n v i r o n m e n t L a b e l > + 
+         < I t e m D e s c > I t e m D e s c < / I t e m D e s c > + 
+         < I t e m N o > I t e m N o < / I t e m N o > + 
+         < L e v e l > L e v e l < / L e v e l > + 
+         < N o _ I t e m C a p t i o n > N o _ I t e m C a p t i o n < / N o _ I t e m C a p t i o n > + 
+         < Q t y E x p l o s i o n O f B O M A n a l y s i s > Q t y E x p l o s i o n O f B O M A n a l y s i s < / Q t y E x p l o s i o n O f B O M A n a l y s i s > + 
+         < Q t y E x p l o s i o n O f B O M A n a l y s i s L 1 > Q t y E x p l o s i o n O f B O M A n a l y s i s L 1 < / Q t y E x p l o s i o n O f B O M A n a l y s i s L 1 > + 
+         < Q t y E x p l o s i o n O f B O M P r i n t > Q t y E x p l o s i o n O f B O M P r i n t < / Q t y E x p l o s i o n O f B O M P r i n t > + 
+         < Q u a n t i t y E x p l o s i o n O f B O M > Q u a n t i t y E x p l o s i o n O f B O M < / Q u a n t i t y E x p l o s i o n O f B O M > + 
+         < R e p o r t N a m e L a b e l > R e p o r t N a m e L a b e l < / R e p o r t N a m e L a b e l > + 
+         < R u n O n L a b e l > R u n O n L a b e l < / R u n O n L a b e l > + 
+         < U s e r L a b e l > U s e r L a b e l < / U s e r L a b e l > + 
+     < / L a b e l s > + 
+     < I t e m > + 
+         < A s O f C a l c D a t e > A s O f C a l c D a t e < / A s O f C a l c D a t e > + 
+         < B o m C o m p L e v e l D e s c C a p t > B o m C o m p L e v e l D e s c C a p t < / B o m C o m p L e v e l D e s c C a p t > + 
+         < B o m C o m p L e v e l N o C a p t > B o m C o m p L e v e l N o C a p t < / B o m C o m p L e v e l N o C a p t > + 
+         < B o m C o m p L e v e l Q t y C a p t > B o m C o m p L e v e l Q t y C a p t < / B o m C o m p L e v e l Q t y C a p t > + 
+         < B o m C o m p L e v e l U O M C o d e C a p t > B o m C o m p L e v e l U O M C o d e C a p t < / B o m C o m p L e v e l U O M C o d e C a p t > + 
+         < B O M Q t y C a p t i o n > B O M Q t y C a p t i o n < / B O M Q t y C a p t i o n > + 
+         < C o m p a n y N a m e > C o m p a n y N a m e < / C o m p a n y N a m e > + 
+         < C u r r R e p o r t P a g e N o C a p t > C u r r R e p o r t P a g e N o C a p t < / C u r r R e p o r t P a g e N o C a p t > + 
+         < D e s c _ I t e m > D e s c _ I t e m < / D e s c _ I t e m > + 
+         < I t e m F i l t e r > I t e m F i l t e r < / I t e m F i l t e r > + 
+         < I t e m T a b l e C a p t i o n F i l t e r > I t e m T a b l e C a p t i o n F i l t e r < / I t e m T a b l e C a p t i o n F i l t e r > + 
+         < L e v e l C a p t > L e v e l C a p t < / L e v e l C a p t > + 
+         < N o _ I t e m > N o _ I t e m < / N o _ I t e m > + 
+         < Q t y E x p l o s i o n o f B O M C a p t > Q t y E x p l o s i o n o f B O M C a p t < / Q t y E x p l o s i o n o f B O M C a p t > + 
+         < T o d a y F o r m a t t e d > T o d a y F o r m a t t e d < / T o d a y F o r m a t t e d > + 
+         < B O M L o o p > + 
+             < I n t e g e r > + 
+                 < B o m C o m p L e v e l D e s c > B o m C o m p L e v e l D e s c < / B o m C o m p L e v e l D e s c > + 
+                 < B o m C o m p L e v e l N o > B o m C o m p L e v e l N o < / B o m C o m p L e v e l N o > + 
+                 < B o m C o m p L e v e l Q t y > B o m C o m p L e v e l Q t y < / B o m C o m p L e v e l Q t y > + 
+                 < B o m C o m p L e v e l U O M C o d e > B o m C o m p L e v e l U O M C o d e < / B o m C o m p L e v e l U O M C o d e > + 
+                 < B O M Q t y > B O M Q t y < / B O M Q t y > + 
+                 < F o r m a t L e v e l > F o r m a t L e v e l < / F o r m a t L e v e l > + 
+                 < I n d e n t L e v e l > I n d e n t L e v e l < / I n d e n t L e v e l > + 
+             < / I n t e g e r > + 
+         < / B O M L o o p > + 
+     < / I t e m > + 
+ < / N a v W o r d R e p o r t X m l P a r t > 
+</file>
+
+<file path=customXml/item7.xml>��< ? x m l   v e r s i o n = " 1 . 0 "   e n c o d i n g = " u t f - 1 6 " ? > + 
+ < N a v W o r d R e p o r t X m l P a r t   x m l n s = " u r n : m i c r o s o f t - d y n a m i c s - b u s i n e s s c e n t r a l / i n t e r n a l / e x t e n d e d / r e p o r t s / Q u a n t i t y _ E x p l o s i o n _ o f _ B O M / 9 9 0 0 0 7 5 3 / " > + 
+     < B C R e p o r t I n f o r m a t i o n > + 
+         < R e p o r t M e t a d a t a > + 
+             < E x t e n s i o n I d > E x t e n s i o n   I D < / E x t e n s i o n I d > + 
+             < E x t e n s i o n N a m e > E x t e n s i o n   N a m e < / E x t e n s i o n N a m e > + 
+             < E x t e n s i o n P u b l i s h e r > E x t e n s i o n   P u b l i s h e r < / E x t e n s i o n P u b l i s h e r > + 
+             < E x t e n s i o n V e r s i o n > E x t e n s i o n   V e r s i o n < / E x t e n s i o n V e r s i o n > + 
+             < R e p o r t I d > R e p o r t   I D < / R e p o r t I d > + 
+             < R e p o r t N a m e > R e p o r t   N a m e < / R e p o r t N a m e > + 
+             < R e p o r t C a p t i o n > R e p o r t   C a p t i o n < / R e p o r t C a p t i o n > + 
+             < A b o u t T h i s R e p o r t T i t l e > A b o u t   T h i s   R e p o r t   T i t l e < / A b o u t T h i s R e p o r t T i t l e > + 
+             < A b o u t T h i s R e p o r t T e x t > A b o u t   T h i s   R e p o r t   T e x t < / A b o u t T h i s R e p o r t T e x t > + 
+             < R e p o r t H e l p L i n k > R e p o r t   H e l p   L i n k < / R e p o r t H e l p L i n k > + 
+         < / R e p o r t M e t a d a t a > + 
+         < R e p o r t R e q u e s t > + 
+             < T e n a n t E n t r a I d > T e n a n t   E n t r a   I d < / T e n a n t E n t r a I d > + 
+             < E n v i r o n m e n t N a m e > E n v i r o n m e n t   N a m e < / E n v i r o n m e n t N a m e > + 
+             < E n v i r o n m e n t T y p e > E n v i r o n m e n t   T y p e < / E n v i r o n m e n t T y p e > + 
+             < C o m p a n y N a m e > C o m p a n y   N a m e < / C o m p a n y N a m e > + 
+             < C o m p a n y D i s p l a y N a m e > C o m p a n y   D i s p l a y   N a m e < / C o m p a n y D i s p l a y N a m e > + 
+             < C o m p a n y I d > C o m p a n y   I D < / C o m p a n y I d > + 
+             < U s e r N a m e > U s e r   N a m e < / U s e r N a m e > + 
+             < D a t e A n d T i m e > D a t e   a n d   T i m e < / D a t e A n d T i m e > + 
+             < L a n g u a g e > L a n g u a g e < / L a n g u a g e > + 
+             < F o r m a t R e g i o n > F o r m a t   R e g i o n < / F o r m a t R e g i o n > + 
+             < D a t e T i m e V a l u e s > + 
+                 < Y e a r > Y e a r < / Y e a r > + 
+                 < M o n t h N u m b e r > M o n t h   N u m b e r < / M o n t h N u m b e r > + 
+                 < D a y N u m b e r > D a y   N u m b e r < / D a y N u m b e r > + 
+                 < H o u r > H o u r < / H o u r > + 
+                 < M i n u t e > M i n u t e < / M i n u t e > + 
+             < / D a t e T i m e V a l u e s > + 
+         < / R e p o r t R e q u e s t > + 
+         < C o m p a n y M e t a d a t a > + 
+             < C o m p a n y N a m e > C o m p a n y   N a m e < / C o m p a n y N a m e > + 
+             < C o m p a n y D i s p l a y N a m e > C o m p a n y   D i s p l a y   N a m e < / C o m p a n y D i s p l a y N a m e > + 
+             < C o m p a n y A d d r e s s L i n e s > + 
+                 < C o m p a n y A d d r e s s L i n e 1 > C o m p a n y   A d d r e s s   L i n e   1 < / C o m p a n y A d d r e s s L i n e 1 > + 
+                 < C o m p a n y A d d r e s s L i n e 2 > C o m p a n y   A d d r e s s   L i n e   2 < / C o m p a n y A d d r e s s L i n e 2 > + 
+                 < C o m p a n y A d d r e s s L i n e 3 > C o m p a n y   A d d r e s s   L i n e   3 < / C o m p a n y A d d r e s s L i n e 3 > + 
+                 < C o m p a n y A d d r e s s L i n e 4 > C o m p a n y   A d d r e s s   L i n e   4 < / C o m p a n y A d d r e s s L i n e 4 > + 
+                 < C o m p a n y A d d r e s s L i n e 5 > C o m p a n y   A d d r e s s   L i n e   5 < / C o m p a n y A d d r e s s L i n e 5 > + 
+                 < C o m p a n y A d d r e s s L i n e 6 > C o m p a n y   A d d r e s s   L i n e   6 < / C o m p a n y A d d r e s s L i n e 6 > + 
+                 < C o m p a n y A d d r e s s L i n e 7 > C o m p a n y   A d d r e s s   L i n e   7 < / C o m p a n y A d d r e s s L i n e 7 > + 
+                 < C o m p a n y A d d r e s s L i n e 8 > C o m p a n y   A d d r e s s   L i n e   8 < / C o m p a n y A d d r e s s L i n e 8 > + 
+             < / C o m p a n y A d d r e s s L i n e s > + 
+             < C o m p a n y P h o n e > C o m p a n y   P h o n e < / C o m p a n y P h o n e > + 
+             < C o m p a n y P h o n e C a p t i o n > C o m p a n y   P h o n e   C a p t i o n < / C o m p a n y P h o n e C a p t i o n > + 
+             < C o m p a n y F a x N o > C o m p a n y   F a x   N o . < / C o m p a n y F a x N o > + 
+             < C o m p a n y F a x N o C a p t i o n > C o m p a n y   F a x   N o .   C a p t i o n < / C o m p a n y F a x N o C a p t i o n > + 
+             < C o m p a n y E m a i l > C o m p a n y   E m a i l < / C o m p a n y E m a i l > + 
+             < C o m p a n y E m a i l C a p t i o n > C o m p a n y   E m a i l   C a p t i o n < / C o m p a n y E m a i l C a p t i o n > + 
+             < C o m p a n y H o m e P a g e > C o m p a n y   H o m e   P a g e < / C o m p a n y H o m e P a g e > + 
+             < C o m p a n y H o m e P a g e C a p t i o n > C o m p a n y   H o m e   P a g e   C a p t i o n < / C o m p a n y H o m e P a g e C a p t i o n > + 
+             < C o m p a n y L o g o > C o m p a n y   L o g o < / C o m p a n y L o g o > + 
+             < C o m p a n y V A T R e g i s t r a t i o n N o > C o m p a n y   V A T   R e g i s t r a t i o n   N o . < / C o m p a n y V A T R e g i s t r a t i o n N o > + 
+             < C o m p a n y V A T R e g i s t r a t i o n N o C a p t i o n > C o m p a n y   V A T   R e g i s t r a t i o n   N o .   C a p t i o n < / C o m p a n y V A T R e g i s t r a t i o n N o C a p t i o n > + 
+             < C o m p a n y R e g i s t r a t i o n N o > C o m p a n y   R e g i s t r a t i o n   N o . < / C o m p a n y R e g i s t r a t i o n N o > + 
+             < C o m p a n y R e g i s t r a t i o n N o C a p t i o n > C o m p a n y   R e g i s t r a t i o n   N o .   C a p t i o n < / C o m p a n y R e g i s t r a t i o n N o C a p t i o n > + 
+             < C o m p a n y B a n k N a m e > C o m p a n y   B a n k   N a m e < / C o m p a n y B a n k N a m e > + 
+             < C o m p a n y B a n k N a m e C a p t i o n > C o m p a n y   B a n k   N a m e   C a p t i o n < / C o m p a n y B a n k N a m e C a p t i o n > + 
+             < C o m p a n y B a n k A c c o u n t N o > C o m p a n y   B a n k   A c c o u n t   N o . < / C o m p a n y B a n k A c c o u n t N o > + 
+             < C o m p a n y B a n k A c c o u n t N o C a p t i o n > C o m p a n y   B a n k   A c c o u n t   N o .   C a p t i o n < / C o m p a n y B a n k A c c o u n t N o C a p t i o n > + 
+             < C o m p a n y B a n k B r a n c h N o > C o m p a n y   B a n k   B r a n c h   N o . < / C o m p a n y B a n k B r a n c h N o > + 
+             < C o m p a n y B a n k B r a n c h N o C a p t i o n > C o m p a n y   B a n k   B r a n c h   N o .   C a p t i o n < / C o m p a n y B a n k B r a n c h N o C a p t i o n > + 
+             < C o m p a n y I B A N > C o m p a n y   I B A N < / C o m p a n y I B A N > + 
+             < C o m p a n y I B A N C a p t i o n > C o m p a n y   I B A N   C a p t i o n < / C o m p a n y I B A N C a p t i o n > + 
+             < C o m p a n y B a n k S W I F T > C o m p a n y   B a n k   S W I F T < / C o m p a n y B a n k S W I F T > + 
+             < C o m p a n y B a n k S W I F T C a p t i o n > C o m p a n y   B a n k   S W I F T   C a p t i o n < / C o m p a n y B a n k S W I F T C a p t i o n > + 
+             < C o m p a n y G i r o N o > C o m p a n y   G i r o   N o . < / C o m p a n y G i r o N o > + 
+             < C o m p a n y G i r o N o C a p t i o n > C o m p a n y   G i r o   N o .   C a p t i o n < / C o m p a n y G i r o N o C a p t i o n > + 
+         < / C o m p a n y M e t a d a t a > + 
+     < / B C R e p o r t I n f o r m a t i o n > + 
+     < L a b e l s > + 
+         < A b o u t T h e R e p o r t L a b e l   E l e m e n t T y p e = " P a r a m e t e r "   E l e m e n t I d = " 1 6 7 7 9 2 0 0 1 "   D a t a T y p e = " S t r i n g " > A b o u t T h e R e p o r t L a b e l < / A b o u t T h e R e p o r t L a b e l > + 
+         < B o m C o m p L e v e l D e s c C a p t i o n   E l e m e n t T y p e = " P a r a m e t e r "   E l e m e n t I d = " 1 7 7 5 8 3 5 8 6 7 "   D a t a T y p e = " S t r i n g " > B o m C o m p L e v e l D e s c C a p t i o n < / B o m C o m p L e v e l D e s c C a p t i o n > + 
+         < B o m C o m p L e v e l N o C a p t i o n   E l e m e n t T y p e = " P a r a m e t e r "   E l e m e n t I d = " 6 9 9 5 8 0 8 9 3 "   D a t a T y p e = " S t r i n g " > B o m C o m p L e v e l N o C a p t i o n < / B o m C o m p L e v e l N o C a p t i o n > + 
+         < B o m C o m p L e v e l Q t y C a p t i o n   E l e m e n t T y p e = " P a r a m e t e r "   E l e m e n t I d = " 1 3 1 2 7 2 0 1 7 0 "   D a t a T y p e = " S t r i n g " > B o m C o m p L e v e l Q t y C a p t i o n < / B o m C o m p L e v e l Q t y C a p t i o n > + 
+         < B o m C o m p L e v e l U O M C o d e C a p t i o n   E l e m e n t T y p e = " P a r a m e t e r "   E l e m e n t I d = " 7 4 6 8 4 8 7 5 2 "   D a t a T y p e = " S t r i n g " > B o m C o m p L e v e l U O M C o d e C a p t i o n < / B o m C o m p L e v e l U O M C o d e C a p t i o n > + 
+         < B O M Q t y C a p t   E l e m e n t T y p e = " P a r a m e t e r "   E l e m e n t I d = " 2 8 6 8 5 9 4 5 7 "   D a t a T y p e = " S t r i n g " > B O M Q t y C a p t < / B O M Q t y C a p t > + 
+         < B O M T o p L v l P r i n t   E l e m e n t T y p e = " P a r a m e t e r "   E l e m e n t I d = " 7 2 7 9 0 3 3 "   D a t a T y p e = " S t r i n g " > B O M T o p L v l P r i n t < / B O M T o p L v l P r i n t > + 
+         < C a l c u l a t i o n D a t e L a b e l   E l e m e n t T y p e = " P a r a m e t e r "   E l e m e n t I d = " 6 8 2 7 2 6 8 7 0 "   D a t a T y p e = " S t r i n g " > C a l c u l a t i o n D a t e L a b e l < / C a l c u l a t i o n D a t e L a b e l > + 
+         < C o m p a n y L a b e l   E l e m e n t T y p e = " P a r a m e t e r "   E l e m e n t I d = " 3 4 6 7 6 0 3 4 8 "   D a t a T y p e = " S t r i n g " > C o m p a n y L a b e l < / C o m p a n y L a b e l > + 
+         < D a t a R e t r i e v e d   E l e m e n t T y p e = " P a r a m e t e r "   E l e m e n t I d = " 2 9 1 9 1 1 8 0 7 "   D a t a T y p e = " S t r i n g " > D a t a R e t r i e v e d < / D a t a R e t r i e v e d > + 
+         < D e s c _ I t e m C a p t i o n   E l e m e n t T y p e = " P a r a m e t e r "   E l e m e n t I d = " 9 9 0 9 0 4 5 5 8 "   D a t a T y p e = " S t r i n g " > D e s c _ I t e m C a p t i o n < / D e s c _ I t e m C a p t i o n > + 
+         < D o c u m e n t a t i o n L a b e l   E l e m e n t T y p e = " P a r a m e t e r "   E l e m e n t I d = " 1 7 3 8 9 2 4 8 1 5 "   D a t a T y p e = " S t r i n g " > D o c u m e n t a t i o n L a b e l < / D o c u m e n t a t i o n L a b e l > + 
+         < E n v i r o n m e n t L a b e l   E l e m e n t T y p e = " P a r a m e t e r "   E l e m e n t I d = " 8 1 8 8 1 6 5 9 0 "   D a t a T y p e = " S t r i n g " > E n v i r o n m e n t L a b e l < / E n v i r o n m e n t L a b e l > + 
+         < I t e m D e s c   E l e m e n t T y p e = " P a r a m e t e r "   E l e m e n t I d = " 6 8 9 3 4 1 9 5 9 "   D a t a T y p e = " S t r i n g " > I t e m D e s c < / I t e m D e s c > + 
+         < I t e m N o   E l e m e n t T y p e = " P a r a m e t e r "   E l e m e n t I d = " 1 8 1 4 6 8 1 6 3 1 "   D a t a T y p e = " S t r i n g " > I t e m N o < / I t e m N o > + 
+         < L e v e l   E l e m e n t T y p e = " P a r a m e t e r "   E l e m e n t I d = " 3 5 8 0 8 3 4 2 9 "   D a t a T y p e = " S t r i n g " > L e v e l < / L e v e l > + 
+         < N o _ I t e m C a p t i o n   E l e m e n t T y p e = " P a r a m e t e r "   E l e m e n t I d = " 1 5 4 7 7 6 9 6 5 4 "   D a t a T y p e = " S t r i n g " > N o _ I t e m C a p t i o n < / N o _ I t e m C a p t i o n > + 
+         < Q t y E x p l o s i o n O f B O M A n a l y s i s   E l e m e n t T y p e = " P a r a m e t e r "   E l e m e n t I d = " 1 3 6 4 3 6 6 3 6 7 "   D a t a T y p e = " S t r i n g " > Q t y E x p l o s i o n O f B O M A n a l y s i s < / Q t y E x p l o s i o n O f B O M A n a l y s i s > + 
+         < Q t y E x p l o s i o n O f B O M A n a l y s i s L 1   E l e m e n t T y p e = " P a r a m e t e r "   E l e m e n t I d = " 5 6 5 4 9 3 7 0 6 "   D a t a T y p e = " S t r i n g " > Q t y E x p l o s i o n O f B O M A n a l y s i s L 1 < / Q t y E x p l o s i o n O f B O M A n a l y s i s L 1 > + 
+         < Q t y E x p l o s i o n O f B O M P r i n t   E l e m e n t T y p e = " P a r a m e t e r "   E l e m e n t I d = " 1 1 3 6 1 3 5 0 3 6 "   D a t a T y p e = " S t r i n g " > Q t y E x p l o s i o n O f B O M P r i n t < / Q t y E x p l o s i o n O f B O M P r i n t > + 
+         < Q u a n t i t y E x p l o s i o n O f B O M   E l e m e n t T y p e = " P a r a m e t e r "   E l e m e n t I d = " 1 8 9 4 1 9 7 8 7 8 "   D a t a T y p e = " S t r i n g " > Q u a n t i t y E x p l o s i o n O f B O M < / Q u a n t i t y E x p l o s i o n O f B O M > + 
+         < R e p o r t N a m e L a b e l   E l e m e n t T y p e = " P a r a m e t e r "   E l e m e n t I d = " 1 0 2 2 2 9 2 9 8 2 "   D a t a T y p e = " S t r i n g " > R e p o r t N a m e L a b e l < / R e p o r t N a m e L a b e l > + 
+         < R u n O n L a b e l   E l e m e n t T y p e = " P a r a m e t e r "   E l e m e n t I d = " 1 1 1 9 0 3 7 5 9 5 "   D a t a T y p e = " S t r i n g " > R u n O n L a b e l < / R u n O n L a b e l > + 
+         < U s e r L a b e l   E l e m e n t T y p e = " P a r a m e t e r "   E l e m e n t I d = " 8 4 8 8 1 6 7 9 4 "   D a t a T y p e = " S t r i n g " > U s e r L a b e l < / U s e r L a b e l > + 
+     < / L a b e l s > + 
+     < T o o l t i p s > + 
+         < T o o l t i p   c o l u m n = " N o _ I t e m "   E l e m e n t I d = " 1 5 4 7 7 6 9 6 5 4 " > + 
+             < T o o l t i p T e x t   l a n g = " e n - U S " > S p e c i f i e s   t h e   n u m b e r   o f   t h e   i t e m . < / T o o l t i p T e x t > + 
+         < / T o o l t i p > + 
+         < T o o l t i p   c o l u m n = " D e s c _ I t e m "   E l e m e n t I d = " 9 9 0 9 0 4 5 5 8 " > + 
+             < T o o l t i p T e x t   l a n g = " e n - U S " > S p e c i f i e s   a   d e s c r i p t i o n   o f   t h e   i t e m . < / T o o l t i p T e x t > + 
+         < / T o o l t i p > + 
+         < T o o l t i p   c o l u m n = " B o m C o m p L e v e l N o "   E l e m e n t I d = " 6 9 9 5 8 0 8 9 3 " > + 
+             < T o o l t i p T e x t   l a n g = " e n - U S " > S p e c i f i e s   t h e   n u m b e r   o f   t h e   i n v o l v e d   e n t r y   o r   r e c o r d ,   a c c o r d i n g   t o   t h e   s p e c i f i e d   n u m b e r   s e r i e s . < / T o o l t i p T e x t > + 
+         < / T o o l t i p > + 
+         < T o o l t i p   c o l u m n = " B o m C o m p L e v e l D e s c "   E l e m e n t I d = " 1 7 7 5 8 3 5 8 6 7 " > + 
+             < T o o l t i p T e x t   l a n g = " e n - U S " > S p e c i f i e s   a   d e s c r i p t i o n   o f   t h e   p r o d u c t i o n   B O M   l i n e . < / T o o l t i p T e x t > + 
+         < / T o o l t i p > + 
+         < T o o l t i p   c o l u m n = " B o m C o m p L e v e l U O M C o d e "   E l e m e n t I d = " 7 4 6 8 4 8 7 5 2 " > + 
+             < T o o l t i p T e x t   l a n g = " e n - U S " > S p e c i f i e s   h o w   e a c h   u n i t   o f   t h e   i t e m   i s   m e a s u r e d ,   s u c h   a s   i n   p i e c e s   o r   t o n s .   B y   d e f a u l t ,   t h e   v a l u e   i n   t h e   B a s e   U n i t   o f   M e a s u r e   f i e l d   o n   t h e   i t e m   c a r d   i s   i n s e r t e d . < / T o o l t i p T e x t > + 
+         < / T o o l t i p > + 
+     < / T o o l t i p s > + 
+     < I t e m   E l e m e n t T y p e = " D a t a I t e m "   E l e m e n t I d = " 1 1 2 8 8 3 0 2 4 8 " > + 
+         < A s O f C a l c D a t e   E l e m e n t T y p e = " C o l u m n "   E l e m e n t I d = " 5 6 8 5 3 8 1 9 3 "   D a t a T y p e = " S t r i n g " > A s O f C a l c D a t e < / A s O f C a l c D a t e > + 
+         < B o m C o m p L e v e l D e s c C a p t   E l e m e n t T y p e = " C o l u m n "   E l e m e n t I d = " 6 0 1 1 9 7 3 5 5 "   D a t a T y p e = " L a b e l " > B o m C o m p L e v e l D e s c C a p t < / B o m C o m p L e v e l D e s c C a p t > + 
+         < B o m C o m p L e v e l N o C a p t   E l e m e n t T y p e = " C o l u m n "   E l e m e n t I d = " 1 3 8 6 3 6 1 5 3 3 "   D a t a T y p e = " L a b e l " > B o m C o m p L e v e l N o C a p t < / B o m C o m p L e v e l N o C a p t > + 
+         < B o m C o m p L e v e l Q t y C a p t   E l e m e n t T y p e = " C o l u m n "   E l e m e n t I d = " 2 9 2 9 5 0 3 4 4 "   D a t a T y p e = " L a b e l " > B o m C o m p L e v e l Q t y C a p t < / B o m C o m p L e v e l Q t y C a p t > + 
+         < B o m C o m p L e v e l U O M C o d e C a p t   E l e m e n t T y p e = " C o l u m n "   E l e m e n t I d = " 7 3 5 3 6 7 6 5 0 "   D a t a T y p e = " L a b e l " > B o m C o m p L e v e l U O M C o d e C a p t < / B o m C o m p L e v e l U O M C o d e C a p t > + 
+         < B O M Q t y C a p t i o n   E l e m e n t T y p e = " C o l u m n "   E l e m e n t I d = " 7 7 8 6 6 2 9 9 9 "   D a t a T y p e = " L a b e l " > B O M Q t y C a p t i o n < / B O M Q t y C a p t i o n > + 
+         < C o m p a n y N a m e   E l e m e n t T y p e = " C o l u m n "   E l e m e n t I d = " 1 5 9 5 4 7 7 3 9 5 "   D a t a T y p e = " S t r i n g " > C o m p a n y N a m e < / C o m p a n y N a m e > + 
+         < C u r r R e p o r t P a g e N o C a p t   E l e m e n t T y p e = " C o l u m n "   E l e m e n t I d = " 6 8 6 2 9 9 2 1 "   D a t a T y p e = " L a b e l " > C u r r R e p o r t P a g e N o C a p t < / C u r r R e p o r t P a g e N o C a p t > + 
+         < D e s c _ I t e m   E l e m e n t T y p e = " C o l u m n "   E l e m e n t I d = " 9 9 0 9 0 4 5 5 8 "   D a t a T y p e = " T e x t " > D e s c _ I t e m < / D e s c _ I t e m > + 
+         < I t e m F i l t e r   E l e m e n t T y p e = " C o l u m n "   E l e m e n t I d = " 5 9 3 7 9 7 3 7 6 "   D a t a T y p e = " T e x t " > I t e m F i l t e r < / I t e m F i l t e r > + 
+         < I t e m T a b l e C a p t i o n F i l t e r   E l e m e n t T y p e = " C o l u m n "   E l e m e n t I d = " 1 0 6 9 5 5 1 8 3 2 "   D a t a T y p e = " S t r i n g " > I t e m T a b l e C a p t i o n F i l t e r < / I t e m T a b l e C a p t i o n F i l t e r > + 
+         < L e v e l C a p t   E l e m e n t T y p e = " C o l u m n "   E l e m e n t I d = " 1 7 0 6 0 8 6 2 5 1 "   D a t a T y p e = " L a b e l " > L e v e l C a p t < / L e v e l C a p t > + 
+         < N o _ I t e m   E l e m e n t T y p e = " C o l u m n "   E l e m e n t I d = " 1 5 4 7 7 6 9 6 5 4 "   D a t a T y p e = " C o d e " > N o _ I t e m < / N o _ I t e m > + 
+         < Q t y E x p l o s i o n o f B O M C a p t   E l e m e n t T y p e = " C o l u m n "   E l e m e n t I d = " 1 2 0 3 9 6 9 3 2 5 "   D a t a T y p e = " L a b e l " > Q t y E x p l o s i o n o f B O M C a p t < / Q t y E x p l o s i o n o f B O M C a p t > + 
+         < T o d a y F o r m a t t e d   E l e m e n t T y p e = " C o l u m n "   E l e m e n t I d = " 2 7 0 4 5 1 4 0 "   D a t a T y p e = " S t r i n g " > T o d a y F o r m a t t e d < / T o d a y F o r m a t t e d > + 
+         < B O M L o o p   E l e m e n t T y p e = " D a t a I t e m "   E l e m e n t I d = " 1 9 4 5 9 6 8 6 4 1 " > + 
+             < I n t e g e r   E l e m e n t T y p e = " D a t a I t e m "   E l e m e n t I d = " 1 7 3 5 6 9 8 6 1 9 " > + 
+                 < B o m C o m p L e v e l D e s c   E l e m e n t T y p e = " C o l u m n "   E l e m e n t I d = " 1 7 7 5 8 3 5 8 6 7 "   D a t a T y p e = " T e x t " > B o m C o m p L e v e l D e s c < / B o m C o m p L e v e l D e s c > + 
+                 < B o m C o m p L e v e l N o   E l e m e n t T y p e = " C o l u m n "   E l e m e n t I d = " 6 9 9 5 8 0 8 9 3 "   D a t a T y p e = " C o d e " > B o m C o m p L e v e l N o < / B o m C o m p L e v e l N o > + 
+                 < B o m C o m p L e v e l Q t y   E l e m e n t T y p e = " C o l u m n "   E l e m e n t I d = " 1 3 1 2 7 2 0 1 7 0 "   D a t a T y p e = " D e c i m a l " > B o m C o m p L e v e l Q t y < / B o m C o m p L e v e l Q t y > + 
+                 < B o m C o m p L e v e l U O M C o d e   E l e m e n t T y p e = " C o l u m n "   E l e m e n t I d = " 7 4 6 8 4 8 7 5 2 "   D a t a T y p e = " C o d e " > B o m C o m p L e v e l U O M C o d e < / B o m C o m p L e v e l U O M C o d e > + 
+                 < B O M Q t y   E l e m e n t T y p e = " C o l u m n "   E l e m e n t I d = " 1 9 5 2 8 8 5 9 5 1 "   D a t a T y p e = " D e c i m a l " > B O M Q t y < / B O M Q t y > + 
+                 < F o r m a t L e v e l   E l e m e n t T y p e = " C o l u m n "   E l e m e n t I d = " 9 1 1 6 9 4 1 4 4 "   D a t a T y p e = " S t r i n g " > F o r m a t L e v e l < / F o r m a t L e v e l > + 
+                 < I n d e n t L e v e l   E l e m e n t T y p e = " C o l u m n "   E l e m e n t I d = " 1 4 7 6 4 5 5 0 5 7 "   D a t a T y p e = " T e x t " > I n d e n t L e v e l < / I n d e n t L e v e l > + 
+             < / I n t e g e r > + 
+         < / B O M L o o p > + 
+     < / I t e m > + 
+ < / N a v W o r d R e p o r t X m l P a r t > 
 </file>
 
 <file path=customXml/itemProps1.xml><?xml version="1.0" encoding="utf-8"?>
